--- a/pr-preview/pr-311/linear-algebra-rank-nullity-tracked-changes.docx
+++ b/pr-preview/pr-311/linear-algebra-rank-nullity-tracked-changes.docx
@@ -16,7 +16,7 @@
       </w:pPr>
       <w:del w:id="1" w:author="PR Preview" w:date="2026-01-01T00:00:00Z">
         <w:r>
-          <w:delText xml:space="preserve">Last modified: 2026-10-15 13:39:21 (PDT)</w:delText>
+          <w:delText xml:space="preserve">Last modified: 2026-10-15 14:23:59 (PDT)</w:delText>
         </w:r>
       </w:del>
     </w:p>
@@ -26,7 +26,7 @@
       </w:pPr>
       <w:ins w:id="2" w:author="PR Preview" w:date="2026-01-01T00:00:00Z">
         <w:r>
-          <w:t xml:space="preserve">Last modified: 2026-10-15 13:56:31 (PDT)</w:t>
+          <w:t xml:space="preserve">Last modified: 2026-10-15 15:23:10 (PDT)</w:t>
         </w:r>
       </w:ins>
     </w:p>
@@ -17431,7 +17431,7 @@
     </w:p>
     <w:bookmarkEnd w:id="43"/>
     <w:bookmarkEnd w:id="44"/>
-    <w:bookmarkStart w:id="103" w:name="sec-rank-nullity"/>
+    <w:bookmarkStart w:id="104" w:name="sec-rank-nullity"/>
     <w:p>
       <w:pPr>
         <w:pStyle w:val="Heading2"/>
@@ -39230,22 +39230,30 @@
       <w:pPr>
         <w:pStyle w:val="BodyText"/>
       </w:pPr>
-      <w:r>
-        <w:rPr>
-          <w:b/>
-          <w:bCs/>
-        </w:rPr>
-        <w:t xml:space="preserve">Definition 9 (Half-space)</w:t>
-      </w:r>
-      <w:r>
-        <w:t xml:space="preserve"> </w:t>
-      </w:r>
-      <w:r>
-        <w:t xml:space="preserve">Let</w:t>
-      </w:r>
-      <w:r>
-        <w:t xml:space="preserve"> </w:t>
-      </w:r>
+      <w:del w:id="3" w:author="PR Preview" w:date="2026-01-01T00:00:00Z">
+        <w:r>
+          <w:rPr>
+            <w:b/>
+            <w:bCs/>
+          </w:rPr>
+          <w:delText xml:space="preserve">Definition 9 (Half-space)</w:delText>
+        </w:r>
+      </w:del>
+      <w:del w:id="4" w:author="PR Preview" w:date="2026-01-01T00:00:00Z">
+        <w:r>
+          <w:delText xml:space="preserve"> </w:delText>
+        </w:r>
+      </w:del>
+      <w:del w:id="5" w:author="PR Preview" w:date="2026-01-01T00:00:00Z">
+        <w:r>
+          <w:delText xml:space="preserve">Let</w:delText>
+        </w:r>
+      </w:del>
+      <w:del w:id="6" w:author="PR Preview" w:date="2026-01-01T00:00:00Z">
+        <w:r>
+          <w:delText xml:space="preserve"> </w:delText>
+        </w:r>
+      </w:del>
       <m:oMath>
         <m:r>
           <m:rPr>
@@ -39359,48 +39367,70 @@
           <m:t>​</m:t>
         </m:r>
       </m:oMath>
-      <w:r>
-        <w:t xml:space="preserve"> </w:t>
-      </w:r>
-      <w:r>
-        <w:t xml:space="preserve">be a hyperplane (</w:t>
-      </w:r>
+      <w:del w:id="7" w:author="PR Preview" w:date="2026-01-01T00:00:00Z">
+        <w:r>
+          <w:delText xml:space="preserve"> </w:delText>
+        </w:r>
+      </w:del>
+      <w:del w:id="8" w:author="PR Preview" w:date="2026-01-01T00:00:00Z">
+        <w:r>
+          <w:delText xml:space="preserve">be a hyperplane (</w:delText>
+        </w:r>
+      </w:del>
       <w:hyperlink r:id="rId75">
+        <w:del w:id="9" w:author="PR Preview" w:date="2026-01-01T00:00:00Z">
+          <w:r>
+            <w:rPr>
+              <w:rStyle w:val="Hyperlink"/>
+            </w:rPr>
+            <w:delText xml:space="preserve">Definition 22 in Matrices</w:delText>
+          </w:r>
+        </w:del>
+      </w:hyperlink>
+      <w:del w:id="10" w:author="PR Preview" w:date="2026-01-01T00:00:00Z">
+        <w:r>
+          <w:delText xml:space="preserve">).</w:delText>
+        </w:r>
+      </w:del>
+      <w:del w:id="11" w:author="PR Preview" w:date="2026-01-01T00:00:00Z">
+        <w:r>
+          <w:delText xml:space="preserve"> </w:delText>
+        </w:r>
+      </w:del>
+      <w:del w:id="12" w:author="PR Preview" w:date="2026-01-01T00:00:00Z">
+        <w:r>
+          <w:delText xml:space="preserve">The two</w:delText>
+        </w:r>
+      </w:del>
+      <w:del w:id="13" w:author="PR Preview" w:date="2026-01-01T00:00:00Z">
+        <w:r>
+          <w:delText xml:space="preserve"> </w:delText>
+        </w:r>
+      </w:del>
+      <w:del w:id="14" w:author="PR Preview" w:date="2026-01-01T00:00:00Z">
         <w:r>
           <w:rPr>
-            <w:rStyle w:val="Hyperlink"/>
+            <w:b/>
+            <w:bCs/>
           </w:rPr>
-          <w:t xml:space="preserve">Definition 22 in Matrices</w:t>
+          <w:delText xml:space="preserve">open half-spaces</w:delText>
         </w:r>
-      </w:hyperlink>
-      <w:r>
-        <w:t xml:space="preserve">).</w:t>
-      </w:r>
-      <w:r>
-        <w:t xml:space="preserve"> </w:t>
-      </w:r>
-      <w:r>
-        <w:t xml:space="preserve">The two</w:t>
-      </w:r>
-      <w:r>
-        <w:t xml:space="preserve"> </w:t>
-      </w:r>
-      <w:r>
-        <w:rPr>
-          <w:b/>
-          <w:bCs/>
-        </w:rPr>
-        <w:t xml:space="preserve">open half-spaces</w:t>
-      </w:r>
-      <w:r>
-        <w:t xml:space="preserve"> </w:t>
-      </w:r>
-      <w:r>
-        <w:t xml:space="preserve">of</w:t>
-      </w:r>
-      <w:r>
-        <w:t xml:space="preserve"> </w:t>
-      </w:r>
+      </w:del>
+      <w:del w:id="15" w:author="PR Preview" w:date="2026-01-01T00:00:00Z">
+        <w:r>
+          <w:delText xml:space="preserve"> </w:delText>
+        </w:r>
+      </w:del>
+      <w:del w:id="16" w:author="PR Preview" w:date="2026-01-01T00:00:00Z">
+        <w:r>
+          <w:delText xml:space="preserve">of</w:delText>
+        </w:r>
+      </w:del>
+      <w:del w:id="17" w:author="PR Preview" w:date="2026-01-01T00:00:00Z">
+        <w:r>
+          <w:delText xml:space="preserve"> </w:delText>
+        </w:r>
+      </w:del>
       <m:oMath>
         <m:r>
           <m:rPr>
@@ -39410,12 +39440,16 @@
           <m:t>H</m:t>
         </m:r>
       </m:oMath>
-      <w:r>
-        <w:t xml:space="preserve"> </w:t>
-      </w:r>
-      <w:r>
-        <w:t xml:space="preserve">are</w:t>
-      </w:r>
+      <w:del w:id="18" w:author="PR Preview" w:date="2026-01-01T00:00:00Z">
+        <w:r>
+          <w:delText xml:space="preserve"> </w:delText>
+        </w:r>
+      </w:del>
+      <w:del w:id="19" w:author="PR Preview" w:date="2026-01-01T00:00:00Z">
+        <w:r>
+          <w:delText xml:space="preserve">are</w:delText>
+        </w:r>
+      </w:del>
     </w:p>
     <w:p>
       <w:pPr>
@@ -39744,28 +39778,40 @@
       <w:pPr>
         <w:pStyle w:val="FirstParagraph"/>
       </w:pPr>
-      <w:r>
-        <w:t xml:space="preserve">The</w:t>
-      </w:r>
-      <w:r>
-        <w:t xml:space="preserve"> </w:t>
-      </w:r>
-      <w:r>
-        <w:rPr>
-          <w:b/>
-          <w:bCs/>
-        </w:rPr>
-        <w:t xml:space="preserve">closed half-spaces</w:t>
-      </w:r>
-      <w:r>
-        <w:t xml:space="preserve"> </w:t>
-      </w:r>
-      <w:r>
-        <w:t xml:space="preserve">also include</w:t>
-      </w:r>
-      <w:r>
-        <w:t xml:space="preserve"> </w:t>
-      </w:r>
+      <w:del w:id="20" w:author="PR Preview" w:date="2026-01-01T00:00:00Z">
+        <w:r>
+          <w:delText xml:space="preserve">The</w:delText>
+        </w:r>
+      </w:del>
+      <w:del w:id="21" w:author="PR Preview" w:date="2026-01-01T00:00:00Z">
+        <w:r>
+          <w:delText xml:space="preserve"> </w:delText>
+        </w:r>
+      </w:del>
+      <w:del w:id="22" w:author="PR Preview" w:date="2026-01-01T00:00:00Z">
+        <w:r>
+          <w:rPr>
+            <w:b/>
+            <w:bCs/>
+          </w:rPr>
+          <w:delText xml:space="preserve">closed half-spaces</w:delText>
+        </w:r>
+      </w:del>
+      <w:del w:id="23" w:author="PR Preview" w:date="2026-01-01T00:00:00Z">
+        <w:r>
+          <w:delText xml:space="preserve"> </w:delText>
+        </w:r>
+      </w:del>
+      <w:del w:id="24" w:author="PR Preview" w:date="2026-01-01T00:00:00Z">
+        <w:r>
+          <w:delText xml:space="preserve">also include</w:delText>
+        </w:r>
+      </w:del>
+      <w:del w:id="25" w:author="PR Preview" w:date="2026-01-01T00:00:00Z">
+        <w:r>
+          <w:delText xml:space="preserve"> </w:delText>
+        </w:r>
+      </w:del>
       <m:oMath>
         <m:r>
           <m:rPr>
@@ -39775,15 +39821,21 @@
           <m:t>H</m:t>
         </m:r>
       </m:oMath>
-      <w:r>
-        <w:t xml:space="preserve"> </w:t>
-      </w:r>
-      <w:r>
-        <w:t xml:space="preserve">itself:</w:t>
-      </w:r>
-      <w:r>
-        <w:t xml:space="preserve"> </w:t>
-      </w:r>
+      <w:del w:id="26" w:author="PR Preview" w:date="2026-01-01T00:00:00Z">
+        <w:r>
+          <w:delText xml:space="preserve"> </w:delText>
+        </w:r>
+      </w:del>
+      <w:del w:id="27" w:author="PR Preview" w:date="2026-01-01T00:00:00Z">
+        <w:r>
+          <w:delText xml:space="preserve">itself:</w:delText>
+        </w:r>
+      </w:del>
+      <w:del w:id="28" w:author="PR Preview" w:date="2026-01-01T00:00:00Z">
+        <w:r>
+          <w:delText xml:space="preserve"> </w:delText>
+        </w:r>
+      </w:del>
       <m:oMath>
         <m:sSup>
           <m:e>
@@ -39818,15 +39870,21 @@
           <m:t>H</m:t>
         </m:r>
       </m:oMath>
-      <w:r>
-        <w:t xml:space="preserve"> </w:t>
-      </w:r>
-      <w:r>
-        <w:t xml:space="preserve">and</w:t>
-      </w:r>
-      <w:r>
-        <w:t xml:space="preserve"> </w:t>
-      </w:r>
+      <w:del w:id="29" w:author="PR Preview" w:date="2026-01-01T00:00:00Z">
+        <w:r>
+          <w:delText xml:space="preserve"> </w:delText>
+        </w:r>
+      </w:del>
+      <w:del w:id="30" w:author="PR Preview" w:date="2026-01-01T00:00:00Z">
+        <w:r>
+          <w:delText xml:space="preserve">and</w:delText>
+        </w:r>
+      </w:del>
+      <w:del w:id="31" w:author="PR Preview" w:date="2026-01-01T00:00:00Z">
+        <w:r>
+          <w:delText xml:space="preserve"> </w:delText>
+        </w:r>
+      </w:del>
       <m:oMath>
         <m:sSup>
           <m:e>
@@ -39861,11 +39919,777 @@
           <m:t>H</m:t>
         </m:r>
       </m:oMath>
-      <w:r>
-        <w:t xml:space="preserve">.</w:t>
-      </w:r>
+      <w:del w:id="32" w:author="PR Preview" w:date="2026-01-01T00:00:00Z">
+        <w:r>
+          <w:delText xml:space="preserve">.</w:delText>
+        </w:r>
+      </w:del>
+    </w:p>
+    <w:p>
+      <w:pPr>
+        <w:pStyle w:val="BodyText"/>
+      </w:pPr>
+      <w:ins w:id="33" w:author="PR Preview" w:date="2026-01-01T00:00:00Z">
+        <w:r>
+          <w:rPr>
+            <w:b/>
+            <w:bCs/>
+          </w:rPr>
+          <w:t xml:space="preserve">Definition 9 (Open half-space)</w:t>
+        </w:r>
+      </w:ins>
+      <w:ins w:id="34" w:author="PR Preview" w:date="2026-01-01T00:00:00Z">
+        <w:r>
+          <w:t xml:space="preserve"> </w:t>
+        </w:r>
+      </w:ins>
+      <w:ins w:id="35" w:author="PR Preview" w:date="2026-01-01T00:00:00Z">
+        <w:r>
+          <w:t xml:space="preserve">Let</w:t>
+        </w:r>
+      </w:ins>
+      <w:ins w:id="36" w:author="PR Preview" w:date="2026-01-01T00:00:00Z">
+        <w:r>
+          <w:t xml:space="preserve"> </w:t>
+        </w:r>
+      </w:ins>
+      <m:oMath>
+        <m:r>
+          <m:rPr>
+            <m:scr m:val="script"/>
+            <m:sty m:val="p"/>
+          </m:rPr>
+          <m:t>H</m:t>
+        </m:r>
+        <m:r>
+          <m:rPr>
+            <m:sty m:val="p"/>
+          </m:rPr>
+          <m:t>=</m:t>
+        </m:r>
+        <m:r>
+          <m:t>​</m:t>
+        </m:r>
+        <m:d>
+          <m:dPr>
+            <m:begChr m:val="{"/>
+            <m:sepChr m:val=""/>
+            <m:endChr m:val="}"/>
+            <m:grow/>
+          </m:dPr>
+          <m:e>
+            <m:acc>
+              <m:accPr>
+                <m:chr m:val="̃"/>
+              </m:accPr>
+              <m:e>
+                <m:r>
+                  <m:t>x</m:t>
+                </m:r>
+              </m:e>
+            </m:acc>
+            <m:r>
+              <m:rPr>
+                <m:sty m:val="p"/>
+              </m:rPr>
+              <m:t>∈</m:t>
+            </m:r>
+            <m:sSup>
+              <m:e>
+                <m:r>
+                  <m:rPr>
+                    <m:scr m:val="double-struck"/>
+                    <m:sty m:val="p"/>
+                  </m:rPr>
+                  <m:t>R</m:t>
+                </m:r>
+              </m:e>
+              <m:sup>
+                <m:r>
+                  <m:t>p</m:t>
+                </m:r>
+              </m:sup>
+            </m:sSup>
+            <m:r>
+              <m:rPr>
+                <m:sty m:val="p"/>
+              </m:rPr>
+              <m:t>:</m:t>
+            </m:r>
+            <m:acc>
+              <m:accPr>
+                <m:chr m:val="̃"/>
+              </m:accPr>
+              <m:e>
+                <m:r>
+                  <m:t>w</m:t>
+                </m:r>
+              </m:e>
+            </m:acc>
+            <m:r>
+              <m:rPr>
+                <m:sty m:val="p"/>
+              </m:rPr>
+              <m:t>⋅</m:t>
+            </m:r>
+            <m:acc>
+              <m:accPr>
+                <m:chr m:val="̃"/>
+              </m:accPr>
+              <m:e>
+                <m:r>
+                  <m:t>x</m:t>
+                </m:r>
+              </m:e>
+            </m:acc>
+            <m:r>
+              <m:rPr>
+                <m:sty m:val="p"/>
+              </m:rPr>
+              <m:t>+</m:t>
+            </m:r>
+            <m:r>
+              <m:t>b</m:t>
+            </m:r>
+            <m:r>
+              <m:rPr>
+                <m:sty m:val="p"/>
+              </m:rPr>
+              <m:t>=</m:t>
+            </m:r>
+            <m:r>
+              <m:t>0</m:t>
+            </m:r>
+          </m:e>
+        </m:d>
+        <m:r>
+          <m:t>​</m:t>
+        </m:r>
+      </m:oMath>
+      <w:ins w:id="37" w:author="PR Preview" w:date="2026-01-01T00:00:00Z">
+        <w:r>
+          <w:t xml:space="preserve"> </w:t>
+        </w:r>
+      </w:ins>
+      <w:ins w:id="38" w:author="PR Preview" w:date="2026-01-01T00:00:00Z">
+        <w:r>
+          <w:t xml:space="preserve">be a hyperplane (</w:t>
+        </w:r>
+      </w:ins>
+      <w:hyperlink r:id="rId75">
+        <w:ins w:id="39" w:author="PR Preview" w:date="2026-01-01T00:00:00Z">
+          <w:r>
+            <w:rPr>
+              <w:rStyle w:val="Hyperlink"/>
+            </w:rPr>
+            <w:t xml:space="preserve">Definition 22 in Matrices</w:t>
+          </w:r>
+        </w:ins>
+      </w:hyperlink>
+      <w:ins w:id="40" w:author="PR Preview" w:date="2026-01-01T00:00:00Z">
+        <w:r>
+          <w:t xml:space="preserve">).</w:t>
+        </w:r>
+      </w:ins>
+      <w:ins w:id="41" w:author="PR Preview" w:date="2026-01-01T00:00:00Z">
+        <w:r>
+          <w:t xml:space="preserve"> </w:t>
+        </w:r>
+      </w:ins>
+      <w:ins w:id="42" w:author="PR Preview" w:date="2026-01-01T00:00:00Z">
+        <w:r>
+          <w:t xml:space="preserve">The two</w:t>
+        </w:r>
+      </w:ins>
+      <w:ins w:id="43" w:author="PR Preview" w:date="2026-01-01T00:00:00Z">
+        <w:r>
+          <w:t xml:space="preserve"> </w:t>
+        </w:r>
+      </w:ins>
+      <w:ins w:id="44" w:author="PR Preview" w:date="2026-01-01T00:00:00Z">
+        <w:r>
+          <w:rPr>
+            <w:b/>
+            <w:bCs/>
+          </w:rPr>
+          <w:t xml:space="preserve">open half-spaces</w:t>
+        </w:r>
+      </w:ins>
+      <w:ins w:id="45" w:author="PR Preview" w:date="2026-01-01T00:00:00Z">
+        <w:r>
+          <w:t xml:space="preserve"> </w:t>
+        </w:r>
+      </w:ins>
+      <w:ins w:id="46" w:author="PR Preview" w:date="2026-01-01T00:00:00Z">
+        <w:r>
+          <w:t xml:space="preserve">of</w:t>
+        </w:r>
+      </w:ins>
+      <w:ins w:id="47" w:author="PR Preview" w:date="2026-01-01T00:00:00Z">
+        <w:r>
+          <w:t xml:space="preserve"> </w:t>
+        </w:r>
+      </w:ins>
+      <m:oMath>
+        <m:r>
+          <m:rPr>
+            <m:scr m:val="script"/>
+            <m:sty m:val="p"/>
+          </m:rPr>
+          <m:t>H</m:t>
+        </m:r>
+      </m:oMath>
+      <w:ins w:id="48" w:author="PR Preview" w:date="2026-01-01T00:00:00Z">
+        <w:r>
+          <w:t xml:space="preserve"> </w:t>
+        </w:r>
+      </w:ins>
+      <w:ins w:id="49" w:author="PR Preview" w:date="2026-01-01T00:00:00Z">
+        <w:r>
+          <w:t xml:space="preserve">are</w:t>
+        </w:r>
+      </w:ins>
+    </w:p>
+    <w:p>
+      <w:pPr>
+        <w:pStyle w:val="BodyText"/>
+      </w:pPr>
+      <w:bookmarkStart w:id="84" w:name="eq-half-space"/>
+      <m:oMathPara>
+        <m:oMathParaPr>
+          <m:jc m:val="center"/>
+        </m:oMathParaPr>
+        <m:oMath>
+          <m:sSup>
+            <m:e>
+              <m:r>
+                <m:rPr>
+                  <m:scr m:val="script"/>
+                  <m:sty m:val="p"/>
+                </m:rPr>
+                <m:t>H</m:t>
+              </m:r>
+            </m:e>
+            <m:sup>
+              <m:r>
+                <m:rPr>
+                  <m:sty m:val="p"/>
+                </m:rPr>
+                <m:t>+</m:t>
+              </m:r>
+            </m:sup>
+          </m:sSup>
+          <m:limUpp>
+            <m:e>
+              <m:r>
+                <m:rPr>
+                  <m:sty m:val="p"/>
+                </m:rPr>
+                <m:t>=</m:t>
+              </m:r>
+            </m:e>
+            <m:lim>
+              <m:r>
+                <m:rPr>
+                  <m:nor/>
+                  <m:sty m:val="p"/>
+                </m:rPr>
+                <m:t>def</m:t>
+              </m:r>
+            </m:lim>
+          </m:limUpp>
+          <m:r>
+            <m:t>​</m:t>
+          </m:r>
+          <m:d>
+            <m:dPr>
+              <m:begChr m:val="{"/>
+              <m:sepChr m:val=""/>
+              <m:endChr m:val="}"/>
+              <m:grow/>
+            </m:dPr>
+            <m:e>
+              <m:acc>
+                <m:accPr>
+                  <m:chr m:val="̃"/>
+                </m:accPr>
+                <m:e>
+                  <m:r>
+                    <m:t>x</m:t>
+                  </m:r>
+                </m:e>
+              </m:acc>
+              <m:r>
+                <m:rPr>
+                  <m:sty m:val="p"/>
+                </m:rPr>
+                <m:t>∈</m:t>
+              </m:r>
+              <m:sSup>
+                <m:e>
+                  <m:r>
+                    <m:rPr>
+                      <m:scr m:val="double-struck"/>
+                      <m:sty m:val="p"/>
+                    </m:rPr>
+                    <m:t>R</m:t>
+                  </m:r>
+                </m:e>
+                <m:sup>
+                  <m:r>
+                    <m:t>p</m:t>
+                  </m:r>
+                </m:sup>
+              </m:sSup>
+              <m:r>
+                <m:rPr>
+                  <m:sty m:val="p"/>
+                </m:rPr>
+                <m:t>:</m:t>
+              </m:r>
+              <m:acc>
+                <m:accPr>
+                  <m:chr m:val="̃"/>
+                </m:accPr>
+                <m:e>
+                  <m:r>
+                    <m:t>w</m:t>
+                  </m:r>
+                </m:e>
+              </m:acc>
+              <m:r>
+                <m:rPr>
+                  <m:sty m:val="p"/>
+                </m:rPr>
+                <m:t>⋅</m:t>
+              </m:r>
+              <m:acc>
+                <m:accPr>
+                  <m:chr m:val="̃"/>
+                </m:accPr>
+                <m:e>
+                  <m:r>
+                    <m:t>x</m:t>
+                  </m:r>
+                </m:e>
+              </m:acc>
+              <m:r>
+                <m:rPr>
+                  <m:sty m:val="p"/>
+                </m:rPr>
+                <m:t>+</m:t>
+              </m:r>
+              <m:r>
+                <m:t>b</m:t>
+              </m:r>
+              <m:r>
+                <m:rPr>
+                  <m:sty m:val="p"/>
+                </m:rPr>
+                <m:t>&gt;</m:t>
+              </m:r>
+              <m:r>
+                <m:t>0</m:t>
+              </m:r>
+            </m:e>
+          </m:d>
+          <m:r>
+            <m:t>​</m:t>
+          </m:r>
+          <m:r>
+            <m:t> </m:t>
+          </m:r>
+          <m:r>
+            <m:rPr>
+              <m:nor/>
+              <m:sty m:val="p"/>
+            </m:rPr>
+            <m:t>and</m:t>
+          </m:r>
+          <m:r>
+            <m:t> </m:t>
+          </m:r>
+          <m:sSup>
+            <m:e>
+              <m:r>
+                <m:rPr>
+                  <m:scr m:val="script"/>
+                  <m:sty m:val="p"/>
+                </m:rPr>
+                <m:t>H</m:t>
+              </m:r>
+            </m:e>
+            <m:sup>
+              <m:r>
+                <m:rPr>
+                  <m:sty m:val="p"/>
+                </m:rPr>
+                <m:t>−</m:t>
+              </m:r>
+            </m:sup>
+          </m:sSup>
+          <m:limUpp>
+            <m:e>
+              <m:r>
+                <m:rPr>
+                  <m:sty m:val="p"/>
+                </m:rPr>
+                <m:t>=</m:t>
+              </m:r>
+            </m:e>
+            <m:lim>
+              <m:r>
+                <m:rPr>
+                  <m:nor/>
+                  <m:sty m:val="p"/>
+                </m:rPr>
+                <m:t>def</m:t>
+              </m:r>
+            </m:lim>
+          </m:limUpp>
+          <m:r>
+            <m:t>​</m:t>
+          </m:r>
+          <m:d>
+            <m:dPr>
+              <m:begChr m:val="{"/>
+              <m:sepChr m:val=""/>
+              <m:endChr m:val="}"/>
+              <m:grow/>
+            </m:dPr>
+            <m:e>
+              <m:acc>
+                <m:accPr>
+                  <m:chr m:val="̃"/>
+                </m:accPr>
+                <m:e>
+                  <m:r>
+                    <m:t>x</m:t>
+                  </m:r>
+                </m:e>
+              </m:acc>
+              <m:r>
+                <m:rPr>
+                  <m:sty m:val="p"/>
+                </m:rPr>
+                <m:t>∈</m:t>
+              </m:r>
+              <m:sSup>
+                <m:e>
+                  <m:r>
+                    <m:rPr>
+                      <m:scr m:val="double-struck"/>
+                      <m:sty m:val="p"/>
+                    </m:rPr>
+                    <m:t>R</m:t>
+                  </m:r>
+                </m:e>
+                <m:sup>
+                  <m:r>
+                    <m:t>p</m:t>
+                  </m:r>
+                </m:sup>
+              </m:sSup>
+              <m:r>
+                <m:rPr>
+                  <m:sty m:val="p"/>
+                </m:rPr>
+                <m:t>:</m:t>
+              </m:r>
+              <m:acc>
+                <m:accPr>
+                  <m:chr m:val="̃"/>
+                </m:accPr>
+                <m:e>
+                  <m:r>
+                    <m:t>w</m:t>
+                  </m:r>
+                </m:e>
+              </m:acc>
+              <m:r>
+                <m:rPr>
+                  <m:sty m:val="p"/>
+                </m:rPr>
+                <m:t>⋅</m:t>
+              </m:r>
+              <m:acc>
+                <m:accPr>
+                  <m:chr m:val="̃"/>
+                </m:accPr>
+                <m:e>
+                  <m:r>
+                    <m:t>x</m:t>
+                  </m:r>
+                </m:e>
+              </m:acc>
+              <m:r>
+                <m:rPr>
+                  <m:sty m:val="p"/>
+                </m:rPr>
+                <m:t>+</m:t>
+              </m:r>
+              <m:r>
+                <m:t>b</m:t>
+              </m:r>
+              <m:r>
+                <m:rPr>
+                  <m:sty m:val="p"/>
+                </m:rPr>
+                <m:t>&lt;</m:t>
+              </m:r>
+              <m:r>
+                <m:t>0</m:t>
+              </m:r>
+            </m:e>
+          </m:d>
+          <m:r>
+            <m:t>​</m:t>
+          </m:r>
+          <m:r>
+            <m:rPr>
+              <m:sty m:val="p"/>
+            </m:rPr>
+            <m:t>.</m:t>
+          </m:r>
+          <m:r>
+            <m:t>  </m:t>
+          </m:r>
+          <m:r>
+            <m:rPr>
+              <m:sty m:val="p"/>
+            </m:rPr>
+            <m:t>(</m:t>
+          </m:r>
+          <m:r>
+            <m:t>1</m:t>
+          </m:r>
+          <m:r>
+            <m:rPr>
+              <m:sty m:val="p"/>
+            </m:rPr>
+            <m:t>)</m:t>
+          </m:r>
+        </m:oMath>
+      </m:oMathPara>
+      <w:bookmarkEnd w:id="84"/>
     </w:p>
     <w:bookmarkEnd w:id="85"/>
+    <w:bookmarkStart w:id="86" w:name="def-closed-half-space"/>
+    <w:p>
+      <w:pPr>
+        <w:pStyle w:val="FirstParagraph"/>
+      </w:pPr>
+      <w:ins w:id="50" w:author="PR Preview" w:date="2026-01-01T00:00:00Z">
+        <w:r>
+          <w:rPr>
+            <w:b/>
+            <w:bCs/>
+          </w:rPr>
+          <w:t xml:space="preserve">Definition 10 (Closed half-space)</w:t>
+        </w:r>
+      </w:ins>
+      <w:ins w:id="51" w:author="PR Preview" w:date="2026-01-01T00:00:00Z">
+        <w:r>
+          <w:t xml:space="preserve"> </w:t>
+        </w:r>
+      </w:ins>
+      <w:ins w:id="52" w:author="PR Preview" w:date="2026-01-01T00:00:00Z">
+        <w:r>
+          <w:t xml:space="preserve">The</w:t>
+        </w:r>
+      </w:ins>
+      <w:ins w:id="53" w:author="PR Preview" w:date="2026-01-01T00:00:00Z">
+        <w:r>
+          <w:t xml:space="preserve"> </w:t>
+        </w:r>
+      </w:ins>
+      <w:ins w:id="54" w:author="PR Preview" w:date="2026-01-01T00:00:00Z">
+        <w:r>
+          <w:rPr>
+            <w:b/>
+            <w:bCs/>
+          </w:rPr>
+          <w:t xml:space="preserve">closed half-spaces</w:t>
+        </w:r>
+      </w:ins>
+      <w:ins w:id="55" w:author="PR Preview" w:date="2026-01-01T00:00:00Z">
+        <w:r>
+          <w:t xml:space="preserve"> </w:t>
+        </w:r>
+      </w:ins>
+      <w:ins w:id="56" w:author="PR Preview" w:date="2026-01-01T00:00:00Z">
+        <w:r>
+          <w:t xml:space="preserve">of the hyperplane</w:t>
+        </w:r>
+      </w:ins>
+      <w:ins w:id="57" w:author="PR Preview" w:date="2026-01-01T00:00:00Z">
+        <w:r>
+          <w:t xml:space="preserve"> </w:t>
+        </w:r>
+      </w:ins>
+      <m:oMath>
+        <m:r>
+          <m:rPr>
+            <m:scr m:val="script"/>
+            <m:sty m:val="p"/>
+          </m:rPr>
+          <m:t>H</m:t>
+        </m:r>
+      </m:oMath>
+      <w:ins w:id="58" w:author="PR Preview" w:date="2026-01-01T00:00:00Z">
+        <w:r>
+          <w:t xml:space="preserve"> </w:t>
+        </w:r>
+      </w:ins>
+      <w:ins w:id="59" w:author="PR Preview" w:date="2026-01-01T00:00:00Z">
+        <w:r>
+          <w:t xml:space="preserve">of</w:t>
+        </w:r>
+      </w:ins>
+      <w:ins w:id="60" w:author="PR Preview" w:date="2026-01-01T00:00:00Z">
+        <w:r>
+          <w:t xml:space="preserve"> </w:t>
+        </w:r>
+      </w:ins>
+      <w:hyperlink w:anchor="def-half-space">
+        <w:ins w:id="61" w:author="PR Preview" w:date="2026-01-01T00:00:00Z">
+          <w:r>
+            <w:rPr>
+              <w:rStyle w:val="Hyperlink"/>
+            </w:rPr>
+            <w:t xml:space="preserve">Definition 9</w:t>
+          </w:r>
+        </w:ins>
+      </w:hyperlink>
+      <w:ins w:id="62" w:author="PR Preview" w:date="2026-01-01T00:00:00Z">
+        <w:r>
+          <w:t xml:space="preserve"> </w:t>
+        </w:r>
+      </w:ins>
+      <w:ins w:id="63" w:author="PR Preview" w:date="2026-01-01T00:00:00Z">
+        <w:r>
+          <w:t xml:space="preserve">also include</w:t>
+        </w:r>
+      </w:ins>
+      <w:ins w:id="64" w:author="PR Preview" w:date="2026-01-01T00:00:00Z">
+        <w:r>
+          <w:t xml:space="preserve"> </w:t>
+        </w:r>
+      </w:ins>
+      <m:oMath>
+        <m:r>
+          <m:rPr>
+            <m:scr m:val="script"/>
+            <m:sty m:val="p"/>
+          </m:rPr>
+          <m:t>H</m:t>
+        </m:r>
+      </m:oMath>
+      <w:ins w:id="65" w:author="PR Preview" w:date="2026-01-01T00:00:00Z">
+        <w:r>
+          <w:t xml:space="preserve"> </w:t>
+        </w:r>
+      </w:ins>
+      <w:ins w:id="66" w:author="PR Preview" w:date="2026-01-01T00:00:00Z">
+        <w:r>
+          <w:t xml:space="preserve">itself:</w:t>
+        </w:r>
+      </w:ins>
+      <w:ins w:id="67" w:author="PR Preview" w:date="2026-01-01T00:00:00Z">
+        <w:r>
+          <w:t xml:space="preserve"> </w:t>
+        </w:r>
+      </w:ins>
+      <m:oMath>
+        <m:sSup>
+          <m:e>
+            <m:r>
+              <m:rPr>
+                <m:scr m:val="script"/>
+                <m:sty m:val="p"/>
+              </m:rPr>
+              <m:t>H</m:t>
+            </m:r>
+          </m:e>
+          <m:sup>
+            <m:r>
+              <m:rPr>
+                <m:sty m:val="p"/>
+              </m:rPr>
+              <m:t>+</m:t>
+            </m:r>
+          </m:sup>
+        </m:sSup>
+        <m:r>
+          <m:rPr>
+            <m:sty m:val="p"/>
+          </m:rPr>
+          <m:t>∪</m:t>
+        </m:r>
+        <m:r>
+          <m:rPr>
+            <m:scr m:val="script"/>
+            <m:sty m:val="p"/>
+          </m:rPr>
+          <m:t>H</m:t>
+        </m:r>
+      </m:oMath>
+      <w:ins w:id="68" w:author="PR Preview" w:date="2026-01-01T00:00:00Z">
+        <w:r>
+          <w:t xml:space="preserve"> </w:t>
+        </w:r>
+      </w:ins>
+      <w:ins w:id="69" w:author="PR Preview" w:date="2026-01-01T00:00:00Z">
+        <w:r>
+          <w:t xml:space="preserve">and</w:t>
+        </w:r>
+      </w:ins>
+      <w:ins w:id="70" w:author="PR Preview" w:date="2026-01-01T00:00:00Z">
+        <w:r>
+          <w:t xml:space="preserve"> </w:t>
+        </w:r>
+      </w:ins>
+      <m:oMath>
+        <m:sSup>
+          <m:e>
+            <m:r>
+              <m:rPr>
+                <m:scr m:val="script"/>
+                <m:sty m:val="p"/>
+              </m:rPr>
+              <m:t>H</m:t>
+            </m:r>
+          </m:e>
+          <m:sup>
+            <m:r>
+              <m:rPr>
+                <m:sty m:val="p"/>
+              </m:rPr>
+              <m:t>−</m:t>
+            </m:r>
+          </m:sup>
+        </m:sSup>
+        <m:r>
+          <m:rPr>
+            <m:sty m:val="p"/>
+          </m:rPr>
+          <m:t>∪</m:t>
+        </m:r>
+        <m:r>
+          <m:rPr>
+            <m:scr m:val="script"/>
+            <m:sty m:val="p"/>
+          </m:rPr>
+          <m:t>H</m:t>
+        </m:r>
+      </m:oMath>
+      <w:ins w:id="71" w:author="PR Preview" w:date="2026-01-01T00:00:00Z">
+        <w:r>
+          <w:t xml:space="preserve">.</w:t>
+        </w:r>
+      </w:ins>
+    </w:p>
+    <w:bookmarkEnd w:id="86"/>
     <w:p>
       <w:pPr>
         <w:pStyle w:val="BodyText"/>
@@ -40122,7 +40946,7 @@
         <w:t xml:space="preserve">A linear classifier uses this sign to assign one of two labels.</w:t>
       </w:r>
     </w:p>
-    <w:bookmarkStart w:id="86" w:name="exm-half-space-plane"/>
+    <w:bookmarkStart w:id="87" w:name="exm-half-space-plane"/>
     <w:p>
       <w:pPr>
         <w:pStyle w:val="BodyText"/>
@@ -41121,8 +41945,8 @@
         <w:t xml:space="preserve">.</w:t>
       </w:r>
     </w:p>
-    <w:bookmarkEnd w:id="86"/>
-    <w:bookmarkStart w:id="87" w:name="rem-half-space-sides"/>
+    <w:bookmarkEnd w:id="87"/>
+    <w:bookmarkStart w:id="88" w:name="rem-half-space-sides"/>
     <w:p>
       <w:pPr>
         <w:pStyle w:val="BodyText"/>
@@ -41437,8 +42261,8 @@
         <w:t xml:space="preserve">.</w:t>
       </w:r>
     </w:p>
-    <w:bookmarkEnd w:id="87"/>
-    <w:bookmarkStart w:id="88" w:name="thm-half-space-dimension"/>
+    <w:bookmarkEnd w:id="88"/>
+    <w:bookmarkStart w:id="89" w:name="thm-half-space-dimension"/>
     <w:p>
       <w:pPr>
         <w:pStyle w:val="BodyText"/>
@@ -42010,7 +42834,7 @@
         <w:t xml:space="preserve">.</w:t>
       </w:r>
     </w:p>
-    <w:bookmarkEnd w:id="88"/>
+    <w:bookmarkEnd w:id="89"/>
     <w:p>
       <w:pPr>
         <w:pStyle w:val="BodyText"/>
@@ -44279,7 +45103,7 @@
         <w:t xml:space="preserve">.</w:t>
       </w:r>
     </w:p>
-    <w:bookmarkStart w:id="93" w:name="exm-half-space-iris"/>
+    <w:bookmarkStart w:id="94" w:name="exm-half-space-iris"/>
     <w:p>
       <w:pPr>
         <w:pStyle w:val="BodyText"/>
@@ -45510,7 +46334,7 @@
       <w:tr>
         <w:tc>
           <w:tcPr/>
-          <w:bookmarkStart w:id="92" w:name="fig-half-space-iris"/>
+          <w:bookmarkStart w:id="93" w:name="fig-half-space-iris"/>
           <w:p>
             <w:pPr>
               <w:pStyle w:val="Compact"/>
@@ -45521,18 +46345,18 @@
                 <wp:inline>
                   <wp:extent cx="4620126" cy="3696101"/>
                   <wp:effectExtent b="0" l="0" r="0" t="0"/>
-                  <wp:docPr descr="" title="" id="90" name="Picture"/>
+                  <wp:docPr descr="" title="" id="91" name="Picture"/>
                   <a:graphic>
                     <a:graphicData uri="http://schemas.openxmlformats.org/drawingml/2006/picture">
                       <pic:pic>
                         <pic:nvPicPr>
-                          <pic:cNvPr descr="linear-algebra-rank-nullity_files/figure-docx/fig-half-space-iris-1.png" id="91" name="Picture"/>
+                          <pic:cNvPr descr="linear-algebra-rank-nullity_files/figure-docx/fig-half-space-iris-1.png" id="92" name="Picture"/>
                           <pic:cNvPicPr>
                             <a:picLocks noChangeArrowheads="1" noChangeAspect="1"/>
                           </pic:cNvPicPr>
                         </pic:nvPicPr>
                         <pic:blipFill>
-                          <a:blip r:embed="rId89"/>
+                          <a:blip r:embed="rId90"/>
                           <a:stretch>
                             <a:fillRect/>
                           </a:stretch>
@@ -45572,7 +46396,7 @@
               <w:t xml:space="preserve">Figure 1: Petal length and width of versicolor and virginica irises, with the line where a logistic regression is indifferent between the two species</w:t>
             </w:r>
           </w:p>
-          <w:bookmarkEnd w:id="92"/>
+          <w:bookmarkEnd w:id="93"/>
         </w:tc>
       </w:tr>
     </w:tbl>
@@ -45805,8 +46629,8 @@
         <w:t xml:space="preserve">).</w:t>
       </w:r>
     </w:p>
-    <w:bookmarkEnd w:id="93"/>
-    <w:bookmarkStart w:id="94" w:name="exr-half-space-sides"/>
+    <w:bookmarkEnd w:id="94"/>
+    <w:bookmarkStart w:id="95" w:name="exr-half-space-sides"/>
     <w:p>
       <w:pPr>
         <w:pStyle w:val="BodyText"/>
@@ -46357,8 +47181,8 @@
         <w:t xml:space="preserve">).</w:t>
       </w:r>
     </w:p>
-    <w:bookmarkEnd w:id="94"/>
-    <w:bookmarkStart w:id="95" w:name="sol-half-space-sides"/>
+    <w:bookmarkEnd w:id="95"/>
+    <w:bookmarkStart w:id="96" w:name="sol-half-space-sides"/>
     <w:p>
       <w:pPr>
         <w:pStyle w:val="FirstParagraph"/>
@@ -47669,28 +48493,36 @@
         <w:t xml:space="preserve">.</w:t>
       </w:r>
     </w:p>
-    <w:bookmarkEnd w:id="95"/>
-    <w:bookmarkStart w:id="96" w:name="def-rank-factorization"/>
+    <w:bookmarkEnd w:id="96"/>
+    <w:bookmarkStart w:id="97" w:name="def-rank-factorization"/>
     <w:p>
       <w:pPr>
         <w:pStyle w:val="FirstParagraph"/>
       </w:pPr>
-      <w:r>
-        <w:rPr>
-          <w:b/>
-          <w:bCs/>
-        </w:rPr>
-        <w:t xml:space="preserve">Definition 10 (Rank factorization)</w:t>
-      </w:r>
-      <w:r>
-        <w:t xml:space="preserve"> </w:t>
-      </w:r>
-      <w:r>
-        <w:t xml:space="preserve">Let</w:t>
-      </w:r>
-      <w:r>
-        <w:t xml:space="preserve"> </w:t>
-      </w:r>
+      <w:del w:id="72" w:author="PR Preview" w:date="2026-01-01T00:00:00Z">
+        <w:r>
+          <w:rPr>
+            <w:b/>
+            <w:bCs/>
+          </w:rPr>
+          <w:delText xml:space="preserve">Definition 10 (Rank factorization)</w:delText>
+        </w:r>
+      </w:del>
+      <w:del w:id="73" w:author="PR Preview" w:date="2026-01-01T00:00:00Z">
+        <w:r>
+          <w:delText xml:space="preserve"> </w:delText>
+        </w:r>
+      </w:del>
+      <w:del w:id="74" w:author="PR Preview" w:date="2026-01-01T00:00:00Z">
+        <w:r>
+          <w:delText xml:space="preserve">Let</w:delText>
+        </w:r>
+      </w:del>
+      <w:del w:id="75" w:author="PR Preview" w:date="2026-01-01T00:00:00Z">
+        <w:r>
+          <w:delText xml:space="preserve"> </w:delText>
+        </w:r>
+      </w:del>
       <m:oMath>
         <m:r>
           <m:rPr>
@@ -47699,15 +48531,21 @@
           <m:t>A</m:t>
         </m:r>
       </m:oMath>
-      <w:r>
-        <w:t xml:space="preserve"> </w:t>
-      </w:r>
-      <w:r>
-        <w:t xml:space="preserve">be an</w:t>
-      </w:r>
-      <w:r>
-        <w:t xml:space="preserve"> </w:t>
-      </w:r>
+      <w:del w:id="76" w:author="PR Preview" w:date="2026-01-01T00:00:00Z">
+        <w:r>
+          <w:delText xml:space="preserve"> </w:delText>
+        </w:r>
+      </w:del>
+      <w:del w:id="77" w:author="PR Preview" w:date="2026-01-01T00:00:00Z">
+        <w:r>
+          <w:delText xml:space="preserve">be an</w:delText>
+        </w:r>
+      </w:del>
+      <w:del w:id="78" w:author="PR Preview" w:date="2026-01-01T00:00:00Z">
+        <w:r>
+          <w:delText xml:space="preserve"> </w:delText>
+        </w:r>
+      </w:del>
       <m:oMath>
         <m:r>
           <m:t>m</m:t>
@@ -47722,15 +48560,21 @@
           <m:t>n</m:t>
         </m:r>
       </m:oMath>
-      <w:r>
-        <w:t xml:space="preserve"> </w:t>
-      </w:r>
-      <w:r>
-        <w:t xml:space="preserve">matrix with</w:t>
-      </w:r>
-      <w:r>
-        <w:t xml:space="preserve"> </w:t>
-      </w:r>
+      <w:del w:id="79" w:author="PR Preview" w:date="2026-01-01T00:00:00Z">
+        <w:r>
+          <w:delText xml:space="preserve"> </w:delText>
+        </w:r>
+      </w:del>
+      <w:del w:id="80" w:author="PR Preview" w:date="2026-01-01T00:00:00Z">
+        <w:r>
+          <w:delText xml:space="preserve">matrix with</w:delText>
+        </w:r>
+      </w:del>
+      <w:del w:id="81" w:author="PR Preview" w:date="2026-01-01T00:00:00Z">
+        <w:r>
+          <w:delText xml:space="preserve"> </w:delText>
+        </w:r>
+      </w:del>
       <m:oMath>
         <m:r>
           <m:rPr>
@@ -47775,34 +48619,50 @@
           <m:t>1</m:t>
         </m:r>
       </m:oMath>
-      <w:r>
-        <w:t xml:space="preserve">.</w:t>
-      </w:r>
-      <w:r>
-        <w:t xml:space="preserve"> </w:t>
-      </w:r>
-      <w:r>
-        <w:t xml:space="preserve">A</w:t>
-      </w:r>
-      <w:r>
-        <w:t xml:space="preserve"> </w:t>
-      </w:r>
-      <w:r>
-        <w:rPr>
-          <w:b/>
-          <w:bCs/>
-        </w:rPr>
-        <w:t xml:space="preserve">rank factorization</w:t>
-      </w:r>
-      <w:r>
-        <w:t xml:space="preserve"> </w:t>
-      </w:r>
-      <w:r>
-        <w:t xml:space="preserve">of</w:t>
-      </w:r>
-      <w:r>
-        <w:t xml:space="preserve"> </w:t>
-      </w:r>
+      <w:del w:id="82" w:author="PR Preview" w:date="2026-01-01T00:00:00Z">
+        <w:r>
+          <w:delText xml:space="preserve">.</w:delText>
+        </w:r>
+      </w:del>
+      <w:del w:id="83" w:author="PR Preview" w:date="2026-01-01T00:00:00Z">
+        <w:r>
+          <w:delText xml:space="preserve"> </w:delText>
+        </w:r>
+      </w:del>
+      <w:del w:id="84" w:author="PR Preview" w:date="2026-01-01T00:00:00Z">
+        <w:r>
+          <w:delText xml:space="preserve">A</w:delText>
+        </w:r>
+      </w:del>
+      <w:del w:id="85" w:author="PR Preview" w:date="2026-01-01T00:00:00Z">
+        <w:r>
+          <w:delText xml:space="preserve"> </w:delText>
+        </w:r>
+      </w:del>
+      <w:del w:id="86" w:author="PR Preview" w:date="2026-01-01T00:00:00Z">
+        <w:r>
+          <w:rPr>
+            <w:b/>
+            <w:bCs/>
+          </w:rPr>
+          <w:delText xml:space="preserve">rank factorization</w:delText>
+        </w:r>
+      </w:del>
+      <w:del w:id="87" w:author="PR Preview" w:date="2026-01-01T00:00:00Z">
+        <w:r>
+          <w:delText xml:space="preserve"> </w:delText>
+        </w:r>
+      </w:del>
+      <w:del w:id="88" w:author="PR Preview" w:date="2026-01-01T00:00:00Z">
+        <w:r>
+          <w:delText xml:space="preserve">of</w:delText>
+        </w:r>
+      </w:del>
+      <w:del w:id="89" w:author="PR Preview" w:date="2026-01-01T00:00:00Z">
+        <w:r>
+          <w:delText xml:space="preserve"> </w:delText>
+        </w:r>
+      </w:del>
       <m:oMath>
         <m:r>
           <m:rPr>
@@ -47811,12 +48671,203 @@
           <m:t>A</m:t>
         </m:r>
       </m:oMath>
-      <w:r>
-        <w:t xml:space="preserve"> </w:t>
-      </w:r>
-      <w:r>
-        <w:t xml:space="preserve">is a product</w:t>
-      </w:r>
+      <w:del w:id="90" w:author="PR Preview" w:date="2026-01-01T00:00:00Z">
+        <w:r>
+          <w:delText xml:space="preserve"> </w:delText>
+        </w:r>
+      </w:del>
+      <w:del w:id="91" w:author="PR Preview" w:date="2026-01-01T00:00:00Z">
+        <w:r>
+          <w:delText xml:space="preserve">is a product</w:delText>
+        </w:r>
+      </w:del>
+    </w:p>
+    <w:p>
+      <w:pPr>
+        <w:pStyle w:val="FirstParagraph"/>
+      </w:pPr>
+      <w:ins w:id="92" w:author="PR Preview" w:date="2026-01-01T00:00:00Z">
+        <w:r>
+          <w:rPr>
+            <w:b/>
+            <w:bCs/>
+          </w:rPr>
+          <w:t xml:space="preserve">Definition 11 (Rank factorization)</w:t>
+        </w:r>
+      </w:ins>
+      <w:ins w:id="93" w:author="PR Preview" w:date="2026-01-01T00:00:00Z">
+        <w:r>
+          <w:t xml:space="preserve"> </w:t>
+        </w:r>
+      </w:ins>
+      <w:ins w:id="94" w:author="PR Preview" w:date="2026-01-01T00:00:00Z">
+        <w:r>
+          <w:t xml:space="preserve">Let</w:t>
+        </w:r>
+      </w:ins>
+      <w:ins w:id="95" w:author="PR Preview" w:date="2026-01-01T00:00:00Z">
+        <w:r>
+          <w:t xml:space="preserve"> </w:t>
+        </w:r>
+      </w:ins>
+      <m:oMath>
+        <m:r>
+          <m:rPr>
+            <m:sty m:val="bi"/>
+          </m:rPr>
+          <m:t>A</m:t>
+        </m:r>
+      </m:oMath>
+      <w:ins w:id="96" w:author="PR Preview" w:date="2026-01-01T00:00:00Z">
+        <w:r>
+          <w:t xml:space="preserve"> </w:t>
+        </w:r>
+      </w:ins>
+      <w:ins w:id="97" w:author="PR Preview" w:date="2026-01-01T00:00:00Z">
+        <w:r>
+          <w:t xml:space="preserve">be an</w:t>
+        </w:r>
+      </w:ins>
+      <w:ins w:id="98" w:author="PR Preview" w:date="2026-01-01T00:00:00Z">
+        <w:r>
+          <w:t xml:space="preserve"> </w:t>
+        </w:r>
+      </w:ins>
+      <m:oMath>
+        <m:r>
+          <m:t>m</m:t>
+        </m:r>
+        <m:r>
+          <m:rPr>
+            <m:sty m:val="p"/>
+          </m:rPr>
+          <m:t>×</m:t>
+        </m:r>
+        <m:r>
+          <m:t>n</m:t>
+        </m:r>
+      </m:oMath>
+      <w:ins w:id="99" w:author="PR Preview" w:date="2026-01-01T00:00:00Z">
+        <w:r>
+          <w:t xml:space="preserve"> </w:t>
+        </w:r>
+      </w:ins>
+      <w:ins w:id="100" w:author="PR Preview" w:date="2026-01-01T00:00:00Z">
+        <w:r>
+          <w:t xml:space="preserve">matrix with</w:t>
+        </w:r>
+      </w:ins>
+      <w:ins w:id="101" w:author="PR Preview" w:date="2026-01-01T00:00:00Z">
+        <w:r>
+          <w:t xml:space="preserve"> </w:t>
+        </w:r>
+      </w:ins>
+      <m:oMath>
+        <m:r>
+          <m:rPr>
+            <m:sty m:val="p"/>
+          </m:rPr>
+          <m:t>rank</m:t>
+        </m:r>
+        <m:r>
+          <m:rPr>
+            <m:sty m:val="p"/>
+          </m:rPr>
+          <m:t>(</m:t>
+        </m:r>
+        <m:r>
+          <m:rPr>
+            <m:sty m:val="bi"/>
+          </m:rPr>
+          <m:t>A</m:t>
+        </m:r>
+        <m:r>
+          <m:rPr>
+            <m:sty m:val="p"/>
+          </m:rPr>
+          <m:t>)</m:t>
+        </m:r>
+        <m:r>
+          <m:rPr>
+            <m:sty m:val="p"/>
+          </m:rPr>
+          <m:t>=</m:t>
+        </m:r>
+        <m:r>
+          <m:t>r</m:t>
+        </m:r>
+        <m:r>
+          <m:rPr>
+            <m:sty m:val="p"/>
+          </m:rPr>
+          <m:t>≥</m:t>
+        </m:r>
+        <m:r>
+          <m:t>1</m:t>
+        </m:r>
+      </m:oMath>
+      <w:ins w:id="102" w:author="PR Preview" w:date="2026-01-01T00:00:00Z">
+        <w:r>
+          <w:t xml:space="preserve">.</w:t>
+        </w:r>
+      </w:ins>
+      <w:ins w:id="103" w:author="PR Preview" w:date="2026-01-01T00:00:00Z">
+        <w:r>
+          <w:t xml:space="preserve"> </w:t>
+        </w:r>
+      </w:ins>
+      <w:ins w:id="104" w:author="PR Preview" w:date="2026-01-01T00:00:00Z">
+        <w:r>
+          <w:t xml:space="preserve">A</w:t>
+        </w:r>
+      </w:ins>
+      <w:ins w:id="105" w:author="PR Preview" w:date="2026-01-01T00:00:00Z">
+        <w:r>
+          <w:t xml:space="preserve"> </w:t>
+        </w:r>
+      </w:ins>
+      <w:ins w:id="106" w:author="PR Preview" w:date="2026-01-01T00:00:00Z">
+        <w:r>
+          <w:rPr>
+            <w:b/>
+            <w:bCs/>
+          </w:rPr>
+          <w:t xml:space="preserve">rank factorization</w:t>
+        </w:r>
+      </w:ins>
+      <w:ins w:id="107" w:author="PR Preview" w:date="2026-01-01T00:00:00Z">
+        <w:r>
+          <w:t xml:space="preserve"> </w:t>
+        </w:r>
+      </w:ins>
+      <w:ins w:id="108" w:author="PR Preview" w:date="2026-01-01T00:00:00Z">
+        <w:r>
+          <w:t xml:space="preserve">of</w:t>
+        </w:r>
+      </w:ins>
+      <w:ins w:id="109" w:author="PR Preview" w:date="2026-01-01T00:00:00Z">
+        <w:r>
+          <w:t xml:space="preserve"> </w:t>
+        </w:r>
+      </w:ins>
+      <m:oMath>
+        <m:r>
+          <m:rPr>
+            <m:sty m:val="bi"/>
+          </m:rPr>
+          <m:t>A</m:t>
+        </m:r>
+      </m:oMath>
+      <w:ins w:id="110" w:author="PR Preview" w:date="2026-01-01T00:00:00Z">
+        <w:r>
+          <w:t xml:space="preserve"> </w:t>
+        </w:r>
+      </w:ins>
+      <w:ins w:id="111" w:author="PR Preview" w:date="2026-01-01T00:00:00Z">
+        <w:r>
+          <w:t xml:space="preserve">is a product</w:t>
+        </w:r>
+      </w:ins>
     </w:p>
     <w:p>
       <w:pPr>
@@ -47953,8 +49004,8 @@
         </m:oMath>
       </m:oMathPara>
     </w:p>
-    <w:bookmarkEnd w:id="96"/>
-    <w:bookmarkStart w:id="97" w:name="exm-rank-factorization"/>
+    <w:bookmarkEnd w:id="97"/>
+    <w:bookmarkStart w:id="98" w:name="exm-rank-factorization"/>
     <w:p>
       <w:pPr>
         <w:pStyle w:val="FirstParagraph"/>
@@ -48967,138 +50018,172 @@
         <w:t xml:space="preserve">.</w:t>
       </w:r>
     </w:p>
-    <w:bookmarkEnd w:id="97"/>
-    <w:bookmarkStart w:id="98" w:name="thm-rank-factorization"/>
+    <w:bookmarkEnd w:id="98"/>
+    <w:bookmarkStart w:id="99" w:name="thm-rank-factorization"/>
     <w:p>
       <w:pPr>
         <w:pStyle w:val="BodyText"/>
       </w:pPr>
-      <w:r>
-        <w:rPr>
-          <w:b/>
-          <w:bCs/>
-        </w:rPr>
-        <w:t xml:space="preserve">Theorem 14 (Every nonzero matrix has a rank factorization)</w:t>
-      </w:r>
-      <w:r>
-        <w:t xml:space="preserve"> </w:t>
-      </w:r>
-      <w:r>
-        <w:t xml:space="preserve">Every</w:t>
-      </w:r>
-      <w:r>
-        <w:t xml:space="preserve"> </w:t>
-      </w:r>
-      <m:oMath>
-        <m:r>
-          <m:t>m</m:t>
-        </m:r>
-        <m:r>
-          <m:rPr>
-            <m:sty m:val="p"/>
-          </m:rPr>
-          <m:t>×</m:t>
-        </m:r>
-        <m:r>
-          <m:t>n</m:t>
-        </m:r>
-      </m:oMath>
-      <w:r>
-        <w:t xml:space="preserve"> </w:t>
-      </w:r>
-      <w:r>
-        <w:t xml:space="preserve">matrix</w:t>
-      </w:r>
-      <w:r>
-        <w:t xml:space="preserve"> </w:t>
-      </w:r>
-      <m:oMath>
-        <m:r>
-          <m:rPr>
-            <m:sty m:val="bi"/>
-          </m:rPr>
-          <m:t>A</m:t>
-        </m:r>
-      </m:oMath>
-      <w:r>
-        <w:t xml:space="preserve"> </w:t>
-      </w:r>
-      <w:r>
-        <w:t xml:space="preserve">with</w:t>
-      </w:r>
-      <w:r>
-        <w:t xml:space="preserve"> </w:t>
-      </w:r>
-      <m:oMath>
-        <m:r>
-          <m:rPr>
-            <m:sty m:val="p"/>
-          </m:rPr>
-          <m:t>rank</m:t>
-        </m:r>
-        <m:r>
-          <m:rPr>
-            <m:sty m:val="p"/>
-          </m:rPr>
-          <m:t>(</m:t>
-        </m:r>
-        <m:r>
-          <m:rPr>
-            <m:sty m:val="bi"/>
-          </m:rPr>
-          <m:t>A</m:t>
-        </m:r>
-        <m:r>
-          <m:rPr>
-            <m:sty m:val="p"/>
-          </m:rPr>
-          <m:t>)</m:t>
-        </m:r>
-        <m:r>
-          <m:rPr>
-            <m:sty m:val="p"/>
-          </m:rPr>
-          <m:t>=</m:t>
-        </m:r>
-        <m:r>
-          <m:t>r</m:t>
-        </m:r>
-        <m:r>
-          <m:rPr>
-            <m:sty m:val="p"/>
-          </m:rPr>
-          <m:t>≥</m:t>
-        </m:r>
-        <m:r>
-          <m:t>1</m:t>
-        </m:r>
-      </m:oMath>
-      <w:r>
-        <w:t xml:space="preserve"> </w:t>
-      </w:r>
-      <w:r>
-        <w:t xml:space="preserve">has a rank factorization (</w:t>
-      </w:r>
-      <w:hyperlink w:anchor="def-rank-factorization">
+      <w:del w:id="112" w:author="PR Preview" w:date="2026-01-01T00:00:00Z">
         <w:r>
           <w:rPr>
-            <w:rStyle w:val="Hyperlink"/>
+            <w:b/>
+            <w:bCs/>
           </w:rPr>
-          <w:t xml:space="preserve">Definition 10</w:t>
+          <w:delText xml:space="preserve">Theorem 14 (Every nonzero matrix has a rank factorization)</w:delText>
         </w:r>
+      </w:del>
+      <w:del w:id="113" w:author="PR Preview" w:date="2026-01-01T00:00:00Z">
+        <w:r>
+          <w:delText xml:space="preserve"> </w:delText>
+        </w:r>
+      </w:del>
+      <w:del w:id="114" w:author="PR Preview" w:date="2026-01-01T00:00:00Z">
+        <w:r>
+          <w:delText xml:space="preserve">Every</w:delText>
+        </w:r>
+      </w:del>
+      <w:del w:id="115" w:author="PR Preview" w:date="2026-01-01T00:00:00Z">
+        <w:r>
+          <w:delText xml:space="preserve"> </w:delText>
+        </w:r>
+      </w:del>
+      <m:oMath>
+        <m:r>
+          <m:t>m</m:t>
+        </m:r>
+        <m:r>
+          <m:rPr>
+            <m:sty m:val="p"/>
+          </m:rPr>
+          <m:t>×</m:t>
+        </m:r>
+        <m:r>
+          <m:t>n</m:t>
+        </m:r>
+      </m:oMath>
+      <w:del w:id="116" w:author="PR Preview" w:date="2026-01-01T00:00:00Z">
+        <w:r>
+          <w:delText xml:space="preserve"> </w:delText>
+        </w:r>
+      </w:del>
+      <w:del w:id="117" w:author="PR Preview" w:date="2026-01-01T00:00:00Z">
+        <w:r>
+          <w:delText xml:space="preserve">matrix</w:delText>
+        </w:r>
+      </w:del>
+      <w:del w:id="118" w:author="PR Preview" w:date="2026-01-01T00:00:00Z">
+        <w:r>
+          <w:delText xml:space="preserve"> </w:delText>
+        </w:r>
+      </w:del>
+      <m:oMath>
+        <m:r>
+          <m:rPr>
+            <m:sty m:val="bi"/>
+          </m:rPr>
+          <m:t>A</m:t>
+        </m:r>
+      </m:oMath>
+      <w:del w:id="119" w:author="PR Preview" w:date="2026-01-01T00:00:00Z">
+        <w:r>
+          <w:delText xml:space="preserve"> </w:delText>
+        </w:r>
+      </w:del>
+      <w:del w:id="120" w:author="PR Preview" w:date="2026-01-01T00:00:00Z">
+        <w:r>
+          <w:delText xml:space="preserve">with</w:delText>
+        </w:r>
+      </w:del>
+      <w:del w:id="121" w:author="PR Preview" w:date="2026-01-01T00:00:00Z">
+        <w:r>
+          <w:delText xml:space="preserve"> </w:delText>
+        </w:r>
+      </w:del>
+      <m:oMath>
+        <m:r>
+          <m:rPr>
+            <m:sty m:val="p"/>
+          </m:rPr>
+          <m:t>rank</m:t>
+        </m:r>
+        <m:r>
+          <m:rPr>
+            <m:sty m:val="p"/>
+          </m:rPr>
+          <m:t>(</m:t>
+        </m:r>
+        <m:r>
+          <m:rPr>
+            <m:sty m:val="bi"/>
+          </m:rPr>
+          <m:t>A</m:t>
+        </m:r>
+        <m:r>
+          <m:rPr>
+            <m:sty m:val="p"/>
+          </m:rPr>
+          <m:t>)</m:t>
+        </m:r>
+        <m:r>
+          <m:rPr>
+            <m:sty m:val="p"/>
+          </m:rPr>
+          <m:t>=</m:t>
+        </m:r>
+        <m:r>
+          <m:t>r</m:t>
+        </m:r>
+        <m:r>
+          <m:rPr>
+            <m:sty m:val="p"/>
+          </m:rPr>
+          <m:t>≥</m:t>
+        </m:r>
+        <m:r>
+          <m:t>1</m:t>
+        </m:r>
+      </m:oMath>
+      <w:del w:id="122" w:author="PR Preview" w:date="2026-01-01T00:00:00Z">
+        <w:r>
+          <w:delText xml:space="preserve"> </w:delText>
+        </w:r>
+      </w:del>
+      <w:del w:id="123" w:author="PR Preview" w:date="2026-01-01T00:00:00Z">
+        <w:r>
+          <w:delText xml:space="preserve">has a rank factorization (</w:delText>
+        </w:r>
+      </w:del>
+      <w:hyperlink w:anchor="def-rank-factorization">
+        <w:del w:id="124" w:author="PR Preview" w:date="2026-01-01T00:00:00Z">
+          <w:r>
+            <w:rPr>
+              <w:rStyle w:val="Hyperlink"/>
+            </w:rPr>
+            <w:delText xml:space="preserve">Definition 10</w:delText>
+          </w:r>
+        </w:del>
       </w:hyperlink>
-      <w:r>
-        <w:t xml:space="preserve">).</w:t>
-      </w:r>
-      <w:r>
-        <w:t xml:space="preserve"> </w:t>
-      </w:r>
-      <w:r>
-        <w:t xml:space="preserve">One is given by taking the columns of</w:t>
-      </w:r>
-      <w:r>
-        <w:t xml:space="preserve"> </w:t>
-      </w:r>
+      <w:del w:id="125" w:author="PR Preview" w:date="2026-01-01T00:00:00Z">
+        <w:r>
+          <w:delText xml:space="preserve">).</w:delText>
+        </w:r>
+      </w:del>
+      <w:del w:id="126" w:author="PR Preview" w:date="2026-01-01T00:00:00Z">
+        <w:r>
+          <w:delText xml:space="preserve"> </w:delText>
+        </w:r>
+      </w:del>
+      <w:del w:id="127" w:author="PR Preview" w:date="2026-01-01T00:00:00Z">
+        <w:r>
+          <w:delText xml:space="preserve">One is given by taking the columns of</w:delText>
+        </w:r>
+      </w:del>
+      <w:del w:id="128" w:author="PR Preview" w:date="2026-01-01T00:00:00Z">
+        <w:r>
+          <w:delText xml:space="preserve"> </w:delText>
+        </w:r>
+      </w:del>
       <m:oMath>
         <m:r>
           <m:rPr>
@@ -49107,15 +50192,21 @@
           <m:t>C</m:t>
         </m:r>
       </m:oMath>
-      <w:r>
-        <w:t xml:space="preserve"> </w:t>
-      </w:r>
-      <w:r>
-        <w:t xml:space="preserve">to be any basis of</w:t>
-      </w:r>
-      <w:r>
-        <w:t xml:space="preserve"> </w:t>
-      </w:r>
+      <w:del w:id="129" w:author="PR Preview" w:date="2026-01-01T00:00:00Z">
+        <w:r>
+          <w:delText xml:space="preserve"> </w:delText>
+        </w:r>
+      </w:del>
+      <w:del w:id="130" w:author="PR Preview" w:date="2026-01-01T00:00:00Z">
+        <w:r>
+          <w:delText xml:space="preserve">to be any basis of</w:delText>
+        </w:r>
+      </w:del>
+      <w:del w:id="131" w:author="PR Preview" w:date="2026-01-01T00:00:00Z">
+        <w:r>
+          <w:delText xml:space="preserve"> </w:delText>
+        </w:r>
+      </w:del>
       <m:oMath>
         <m:r>
           <m:rPr>
@@ -49143,11 +50234,233 @@
           <m:t>)</m:t>
         </m:r>
       </m:oMath>
-      <w:r>
-        <w:t xml:space="preserve">.</w:t>
-      </w:r>
+      <w:del w:id="132" w:author="PR Preview" w:date="2026-01-01T00:00:00Z">
+        <w:r>
+          <w:delText xml:space="preserve">.</w:delText>
+        </w:r>
+      </w:del>
     </w:p>
-    <w:bookmarkEnd w:id="98"/>
+    <w:p>
+      <w:pPr>
+        <w:pStyle w:val="BodyText"/>
+      </w:pPr>
+      <w:ins w:id="133" w:author="PR Preview" w:date="2026-01-01T00:00:00Z">
+        <w:r>
+          <w:rPr>
+            <w:b/>
+            <w:bCs/>
+          </w:rPr>
+          <w:t xml:space="preserve">Theorem 14 (Every nonzero matrix has a rank factorization)</w:t>
+        </w:r>
+      </w:ins>
+      <w:ins w:id="134" w:author="PR Preview" w:date="2026-01-01T00:00:00Z">
+        <w:r>
+          <w:t xml:space="preserve"> </w:t>
+        </w:r>
+      </w:ins>
+      <w:ins w:id="135" w:author="PR Preview" w:date="2026-01-01T00:00:00Z">
+        <w:r>
+          <w:t xml:space="preserve">Every</w:t>
+        </w:r>
+      </w:ins>
+      <w:ins w:id="136" w:author="PR Preview" w:date="2026-01-01T00:00:00Z">
+        <w:r>
+          <w:t xml:space="preserve"> </w:t>
+        </w:r>
+      </w:ins>
+      <m:oMath>
+        <m:r>
+          <m:t>m</m:t>
+        </m:r>
+        <m:r>
+          <m:rPr>
+            <m:sty m:val="p"/>
+          </m:rPr>
+          <m:t>×</m:t>
+        </m:r>
+        <m:r>
+          <m:t>n</m:t>
+        </m:r>
+      </m:oMath>
+      <w:ins w:id="137" w:author="PR Preview" w:date="2026-01-01T00:00:00Z">
+        <w:r>
+          <w:t xml:space="preserve"> </w:t>
+        </w:r>
+      </w:ins>
+      <w:ins w:id="138" w:author="PR Preview" w:date="2026-01-01T00:00:00Z">
+        <w:r>
+          <w:t xml:space="preserve">matrix</w:t>
+        </w:r>
+      </w:ins>
+      <w:ins w:id="139" w:author="PR Preview" w:date="2026-01-01T00:00:00Z">
+        <w:r>
+          <w:t xml:space="preserve"> </w:t>
+        </w:r>
+      </w:ins>
+      <m:oMath>
+        <m:r>
+          <m:rPr>
+            <m:sty m:val="bi"/>
+          </m:rPr>
+          <m:t>A</m:t>
+        </m:r>
+      </m:oMath>
+      <w:ins w:id="140" w:author="PR Preview" w:date="2026-01-01T00:00:00Z">
+        <w:r>
+          <w:t xml:space="preserve"> </w:t>
+        </w:r>
+      </w:ins>
+      <w:ins w:id="141" w:author="PR Preview" w:date="2026-01-01T00:00:00Z">
+        <w:r>
+          <w:t xml:space="preserve">with</w:t>
+        </w:r>
+      </w:ins>
+      <w:ins w:id="142" w:author="PR Preview" w:date="2026-01-01T00:00:00Z">
+        <w:r>
+          <w:t xml:space="preserve"> </w:t>
+        </w:r>
+      </w:ins>
+      <m:oMath>
+        <m:r>
+          <m:rPr>
+            <m:sty m:val="p"/>
+          </m:rPr>
+          <m:t>rank</m:t>
+        </m:r>
+        <m:r>
+          <m:rPr>
+            <m:sty m:val="p"/>
+          </m:rPr>
+          <m:t>(</m:t>
+        </m:r>
+        <m:r>
+          <m:rPr>
+            <m:sty m:val="bi"/>
+          </m:rPr>
+          <m:t>A</m:t>
+        </m:r>
+        <m:r>
+          <m:rPr>
+            <m:sty m:val="p"/>
+          </m:rPr>
+          <m:t>)</m:t>
+        </m:r>
+        <m:r>
+          <m:rPr>
+            <m:sty m:val="p"/>
+          </m:rPr>
+          <m:t>=</m:t>
+        </m:r>
+        <m:r>
+          <m:t>r</m:t>
+        </m:r>
+        <m:r>
+          <m:rPr>
+            <m:sty m:val="p"/>
+          </m:rPr>
+          <m:t>≥</m:t>
+        </m:r>
+        <m:r>
+          <m:t>1</m:t>
+        </m:r>
+      </m:oMath>
+      <w:ins w:id="143" w:author="PR Preview" w:date="2026-01-01T00:00:00Z">
+        <w:r>
+          <w:t xml:space="preserve"> </w:t>
+        </w:r>
+      </w:ins>
+      <w:ins w:id="144" w:author="PR Preview" w:date="2026-01-01T00:00:00Z">
+        <w:r>
+          <w:t xml:space="preserve">has a rank factorization (</w:t>
+        </w:r>
+      </w:ins>
+      <w:hyperlink w:anchor="def-rank-factorization">
+        <w:ins w:id="145" w:author="PR Preview" w:date="2026-01-01T00:00:00Z">
+          <w:r>
+            <w:rPr>
+              <w:rStyle w:val="Hyperlink"/>
+            </w:rPr>
+            <w:t xml:space="preserve">Definition 11</w:t>
+          </w:r>
+        </w:ins>
+      </w:hyperlink>
+      <w:ins w:id="146" w:author="PR Preview" w:date="2026-01-01T00:00:00Z">
+        <w:r>
+          <w:t xml:space="preserve">).</w:t>
+        </w:r>
+      </w:ins>
+      <w:ins w:id="147" w:author="PR Preview" w:date="2026-01-01T00:00:00Z">
+        <w:r>
+          <w:t xml:space="preserve"> </w:t>
+        </w:r>
+      </w:ins>
+      <w:ins w:id="148" w:author="PR Preview" w:date="2026-01-01T00:00:00Z">
+        <w:r>
+          <w:t xml:space="preserve">One is given by taking the columns of</w:t>
+        </w:r>
+      </w:ins>
+      <w:ins w:id="149" w:author="PR Preview" w:date="2026-01-01T00:00:00Z">
+        <w:r>
+          <w:t xml:space="preserve"> </w:t>
+        </w:r>
+      </w:ins>
+      <m:oMath>
+        <m:r>
+          <m:rPr>
+            <m:sty m:val="bi"/>
+          </m:rPr>
+          <m:t>C</m:t>
+        </m:r>
+      </m:oMath>
+      <w:ins w:id="150" w:author="PR Preview" w:date="2026-01-01T00:00:00Z">
+        <w:r>
+          <w:t xml:space="preserve"> </w:t>
+        </w:r>
+      </w:ins>
+      <w:ins w:id="151" w:author="PR Preview" w:date="2026-01-01T00:00:00Z">
+        <w:r>
+          <w:t xml:space="preserve">to be any basis of</w:t>
+        </w:r>
+      </w:ins>
+      <w:ins w:id="152" w:author="PR Preview" w:date="2026-01-01T00:00:00Z">
+        <w:r>
+          <w:t xml:space="preserve"> </w:t>
+        </w:r>
+      </w:ins>
+      <m:oMath>
+        <m:r>
+          <m:rPr>
+            <m:scr m:val="script"/>
+            <m:sty m:val="p"/>
+          </m:rPr>
+          <m:t>C</m:t>
+        </m:r>
+        <m:r>
+          <m:rPr>
+            <m:sty m:val="p"/>
+          </m:rPr>
+          <m:t>(</m:t>
+        </m:r>
+        <m:r>
+          <m:rPr>
+            <m:sty m:val="bi"/>
+          </m:rPr>
+          <m:t>A</m:t>
+        </m:r>
+        <m:r>
+          <m:rPr>
+            <m:sty m:val="p"/>
+          </m:rPr>
+          <m:t>)</m:t>
+        </m:r>
+      </m:oMath>
+      <w:ins w:id="153" w:author="PR Preview" w:date="2026-01-01T00:00:00Z">
+        <w:r>
+          <w:t xml:space="preserve">.</w:t>
+        </w:r>
+      </w:ins>
+    </w:p>
+    <w:bookmarkEnd w:id="99"/>
     <w:p>
       <w:pPr>
         <w:pStyle w:val="BodyText"/>
@@ -50126,7 +51439,7 @@
         <w:t xml:space="preserve">.</w:t>
       </w:r>
     </w:p>
-    <w:bookmarkStart w:id="99" w:name="exm-rank-factorization-construct"/>
+    <w:bookmarkStart w:id="100" w:name="exm-rank-factorization-construct"/>
     <w:p>
       <w:pPr>
         <w:pStyle w:val="BodyText"/>
@@ -50856,9 +52169,9 @@
         <w:t xml:space="preserve">.</w:t>
       </w:r>
     </w:p>
-    <w:bookmarkEnd w:id="99"/>
-    <w:bookmarkStart w:id="102" w:name="refs"/>
-    <w:bookmarkStart w:id="101" w:name="ref-zhou2024rank"/>
+    <w:bookmarkEnd w:id="100"/>
+    <w:bookmarkStart w:id="103" w:name="refs"/>
+    <w:bookmarkStart w:id="102" w:name="ref-zhou2024rank"/>
     <w:p>
       <w:pPr>
         <w:pStyle w:val="Bibliography"/>
@@ -50882,7 +52195,7 @@
       <w:r>
         <w:t xml:space="preserve"> </w:t>
       </w:r>
-      <w:hyperlink r:id="rId100">
+      <w:hyperlink r:id="rId101">
         <w:r>
           <w:rPr>
             <w:rStyle w:val="Hyperlink"/>
@@ -50894,9 +52207,9 @@
         <w:t xml:space="preserve">.</w:t>
       </w:r>
     </w:p>
-    <w:bookmarkEnd w:id="101"/>
     <w:bookmarkEnd w:id="102"/>
     <w:bookmarkEnd w:id="103"/>
+    <w:bookmarkEnd w:id="104"/>
     <w:sectPr>
       <w:footnotePr>
         <w:numRestart w:val="eachSect"/>

--- a/pr-preview/pr-311/linear-algebra-rank-nullity-tracked-changes.docx
+++ b/pr-preview/pr-311/linear-algebra-rank-nullity-tracked-changes.docx
@@ -16,7 +16,7 @@
       </w:pPr>
       <w:del w:id="1" w:author="PR Preview" w:date="2026-01-01T00:00:00Z">
         <w:r>
-          <w:delText xml:space="preserve">Last modified: 2026-10-15 14:23:59 (PDT)</w:delText>
+          <w:delText xml:space="preserve">Last modified: 2026-10-15 18:37:38 (PDT)</w:delText>
         </w:r>
       </w:del>
     </w:p>
@@ -26,7 +26,7 @@
       </w:pPr>
       <w:ins w:id="2" w:author="PR Preview" w:date="2026-01-01T00:00:00Z">
         <w:r>
-          <w:t xml:space="preserve">Last modified: 2026-10-15 15:23:10 (PDT)</w:t>
+          <w:t xml:space="preserve">Last modified: 2026-10-15 18:40:39 (PDT)</w:t>
         </w:r>
       </w:ins>
     </w:p>
@@ -39230,30 +39230,22 @@
       <w:pPr>
         <w:pStyle w:val="BodyText"/>
       </w:pPr>
-      <w:del w:id="3" w:author="PR Preview" w:date="2026-01-01T00:00:00Z">
-        <w:r>
-          <w:rPr>
-            <w:b/>
-            <w:bCs/>
-          </w:rPr>
-          <w:delText xml:space="preserve">Definition 9 (Half-space)</w:delText>
-        </w:r>
-      </w:del>
-      <w:del w:id="4" w:author="PR Preview" w:date="2026-01-01T00:00:00Z">
-        <w:r>
-          <w:delText xml:space="preserve"> </w:delText>
-        </w:r>
-      </w:del>
-      <w:del w:id="5" w:author="PR Preview" w:date="2026-01-01T00:00:00Z">
-        <w:r>
-          <w:delText xml:space="preserve">Let</w:delText>
-        </w:r>
-      </w:del>
-      <w:del w:id="6" w:author="PR Preview" w:date="2026-01-01T00:00:00Z">
-        <w:r>
-          <w:delText xml:space="preserve"> </w:delText>
-        </w:r>
-      </w:del>
+      <w:r>
+        <w:rPr>
+          <w:b/>
+          <w:bCs/>
+        </w:rPr>
+        <w:t xml:space="preserve">Definition 9 (Open half-space)</w:t>
+      </w:r>
+      <w:r>
+        <w:t xml:space="preserve"> </w:t>
+      </w:r>
+      <w:r>
+        <w:t xml:space="preserve">Let</w:t>
+      </w:r>
+      <w:r>
+        <w:t xml:space="preserve"> </w:t>
+      </w:r>
       <m:oMath>
         <m:r>
           <m:rPr>
@@ -39367,70 +39359,48 @@
           <m:t>​</m:t>
         </m:r>
       </m:oMath>
-      <w:del w:id="7" w:author="PR Preview" w:date="2026-01-01T00:00:00Z">
-        <w:r>
-          <w:delText xml:space="preserve"> </w:delText>
-        </w:r>
-      </w:del>
-      <w:del w:id="8" w:author="PR Preview" w:date="2026-01-01T00:00:00Z">
-        <w:r>
-          <w:delText xml:space="preserve">be a hyperplane (</w:delText>
-        </w:r>
-      </w:del>
+      <w:r>
+        <w:t xml:space="preserve"> </w:t>
+      </w:r>
+      <w:r>
+        <w:t xml:space="preserve">be a hyperplane (</w:t>
+      </w:r>
       <w:hyperlink r:id="rId75">
-        <w:del w:id="9" w:author="PR Preview" w:date="2026-01-01T00:00:00Z">
-          <w:r>
-            <w:rPr>
-              <w:rStyle w:val="Hyperlink"/>
-            </w:rPr>
-            <w:delText xml:space="preserve">Definition 22 in Matrices</w:delText>
-          </w:r>
-        </w:del>
-      </w:hyperlink>
-      <w:del w:id="10" w:author="PR Preview" w:date="2026-01-01T00:00:00Z">
-        <w:r>
-          <w:delText xml:space="preserve">).</w:delText>
-        </w:r>
-      </w:del>
-      <w:del w:id="11" w:author="PR Preview" w:date="2026-01-01T00:00:00Z">
-        <w:r>
-          <w:delText xml:space="preserve"> </w:delText>
-        </w:r>
-      </w:del>
-      <w:del w:id="12" w:author="PR Preview" w:date="2026-01-01T00:00:00Z">
-        <w:r>
-          <w:delText xml:space="preserve">The two</w:delText>
-        </w:r>
-      </w:del>
-      <w:del w:id="13" w:author="PR Preview" w:date="2026-01-01T00:00:00Z">
-        <w:r>
-          <w:delText xml:space="preserve"> </w:delText>
-        </w:r>
-      </w:del>
-      <w:del w:id="14" w:author="PR Preview" w:date="2026-01-01T00:00:00Z">
         <w:r>
           <w:rPr>
-            <w:b/>
-            <w:bCs/>
+            <w:rStyle w:val="Hyperlink"/>
           </w:rPr>
-          <w:delText xml:space="preserve">open half-spaces</w:delText>
+          <w:t xml:space="preserve">Definition 22 in Matrices</w:t>
         </w:r>
-      </w:del>
-      <w:del w:id="15" w:author="PR Preview" w:date="2026-01-01T00:00:00Z">
-        <w:r>
-          <w:delText xml:space="preserve"> </w:delText>
-        </w:r>
-      </w:del>
-      <w:del w:id="16" w:author="PR Preview" w:date="2026-01-01T00:00:00Z">
-        <w:r>
-          <w:delText xml:space="preserve">of</w:delText>
-        </w:r>
-      </w:del>
-      <w:del w:id="17" w:author="PR Preview" w:date="2026-01-01T00:00:00Z">
-        <w:r>
-          <w:delText xml:space="preserve"> </w:delText>
-        </w:r>
-      </w:del>
+      </w:hyperlink>
+      <w:r>
+        <w:t xml:space="preserve">).</w:t>
+      </w:r>
+      <w:r>
+        <w:t xml:space="preserve"> </w:t>
+      </w:r>
+      <w:r>
+        <w:t xml:space="preserve">The two</w:t>
+      </w:r>
+      <w:r>
+        <w:t xml:space="preserve"> </w:t>
+      </w:r>
+      <w:r>
+        <w:rPr>
+          <w:b/>
+          <w:bCs/>
+        </w:rPr>
+        <w:t xml:space="preserve">open half-spaces</w:t>
+      </w:r>
+      <w:r>
+        <w:t xml:space="preserve"> </w:t>
+      </w:r>
+      <w:r>
+        <w:t xml:space="preserve">of</w:t>
+      </w:r>
+      <w:r>
+        <w:t xml:space="preserve"> </w:t>
+      </w:r>
       <m:oMath>
         <m:r>
           <m:rPr>
@@ -39440,715 +39410,12 @@
           <m:t>H</m:t>
         </m:r>
       </m:oMath>
-      <w:del w:id="18" w:author="PR Preview" w:date="2026-01-01T00:00:00Z">
-        <w:r>
-          <w:delText xml:space="preserve"> </w:delText>
-        </w:r>
-      </w:del>
-      <w:del w:id="19" w:author="PR Preview" w:date="2026-01-01T00:00:00Z">
-        <w:r>
-          <w:delText xml:space="preserve">are</w:delText>
-        </w:r>
-      </w:del>
-    </w:p>
-    <w:p>
-      <w:pPr>
-        <w:pStyle w:val="BodyText"/>
-      </w:pPr>
-      <w:bookmarkStart w:id="84" w:name="eq-half-space"/>
-      <m:oMathPara>
-        <m:oMathParaPr>
-          <m:jc m:val="center"/>
-        </m:oMathParaPr>
-        <m:oMath>
-          <m:sSup>
-            <m:e>
-              <m:r>
-                <m:rPr>
-                  <m:scr m:val="script"/>
-                  <m:sty m:val="p"/>
-                </m:rPr>
-                <m:t>H</m:t>
-              </m:r>
-            </m:e>
-            <m:sup>
-              <m:r>
-                <m:rPr>
-                  <m:sty m:val="p"/>
-                </m:rPr>
-                <m:t>+</m:t>
-              </m:r>
-            </m:sup>
-          </m:sSup>
-          <m:limUpp>
-            <m:e>
-              <m:r>
-                <m:rPr>
-                  <m:sty m:val="p"/>
-                </m:rPr>
-                <m:t>=</m:t>
-              </m:r>
-            </m:e>
-            <m:lim>
-              <m:r>
-                <m:rPr>
-                  <m:nor/>
-                  <m:sty m:val="p"/>
-                </m:rPr>
-                <m:t>def</m:t>
-              </m:r>
-            </m:lim>
-          </m:limUpp>
-          <m:r>
-            <m:t>​</m:t>
-          </m:r>
-          <m:d>
-            <m:dPr>
-              <m:begChr m:val="{"/>
-              <m:sepChr m:val=""/>
-              <m:endChr m:val="}"/>
-              <m:grow/>
-            </m:dPr>
-            <m:e>
-              <m:acc>
-                <m:accPr>
-                  <m:chr m:val="̃"/>
-                </m:accPr>
-                <m:e>
-                  <m:r>
-                    <m:t>x</m:t>
-                  </m:r>
-                </m:e>
-              </m:acc>
-              <m:r>
-                <m:rPr>
-                  <m:sty m:val="p"/>
-                </m:rPr>
-                <m:t>∈</m:t>
-              </m:r>
-              <m:sSup>
-                <m:e>
-                  <m:r>
-                    <m:rPr>
-                      <m:scr m:val="double-struck"/>
-                      <m:sty m:val="p"/>
-                    </m:rPr>
-                    <m:t>R</m:t>
-                  </m:r>
-                </m:e>
-                <m:sup>
-                  <m:r>
-                    <m:t>p</m:t>
-                  </m:r>
-                </m:sup>
-              </m:sSup>
-              <m:r>
-                <m:rPr>
-                  <m:sty m:val="p"/>
-                </m:rPr>
-                <m:t>:</m:t>
-              </m:r>
-              <m:acc>
-                <m:accPr>
-                  <m:chr m:val="̃"/>
-                </m:accPr>
-                <m:e>
-                  <m:r>
-                    <m:t>w</m:t>
-                  </m:r>
-                </m:e>
-              </m:acc>
-              <m:r>
-                <m:rPr>
-                  <m:sty m:val="p"/>
-                </m:rPr>
-                <m:t>⋅</m:t>
-              </m:r>
-              <m:acc>
-                <m:accPr>
-                  <m:chr m:val="̃"/>
-                </m:accPr>
-                <m:e>
-                  <m:r>
-                    <m:t>x</m:t>
-                  </m:r>
-                </m:e>
-              </m:acc>
-              <m:r>
-                <m:rPr>
-                  <m:sty m:val="p"/>
-                </m:rPr>
-                <m:t>+</m:t>
-              </m:r>
-              <m:r>
-                <m:t>b</m:t>
-              </m:r>
-              <m:r>
-                <m:rPr>
-                  <m:sty m:val="p"/>
-                </m:rPr>
-                <m:t>&gt;</m:t>
-              </m:r>
-              <m:r>
-                <m:t>0</m:t>
-              </m:r>
-            </m:e>
-          </m:d>
-          <m:r>
-            <m:t>​</m:t>
-          </m:r>
-          <m:r>
-            <m:t> </m:t>
-          </m:r>
-          <m:r>
-            <m:rPr>
-              <m:nor/>
-              <m:sty m:val="p"/>
-            </m:rPr>
-            <m:t>and</m:t>
-          </m:r>
-          <m:r>
-            <m:t> </m:t>
-          </m:r>
-          <m:sSup>
-            <m:e>
-              <m:r>
-                <m:rPr>
-                  <m:scr m:val="script"/>
-                  <m:sty m:val="p"/>
-                </m:rPr>
-                <m:t>H</m:t>
-              </m:r>
-            </m:e>
-            <m:sup>
-              <m:r>
-                <m:rPr>
-                  <m:sty m:val="p"/>
-                </m:rPr>
-                <m:t>−</m:t>
-              </m:r>
-            </m:sup>
-          </m:sSup>
-          <m:limUpp>
-            <m:e>
-              <m:r>
-                <m:rPr>
-                  <m:sty m:val="p"/>
-                </m:rPr>
-                <m:t>=</m:t>
-              </m:r>
-            </m:e>
-            <m:lim>
-              <m:r>
-                <m:rPr>
-                  <m:nor/>
-                  <m:sty m:val="p"/>
-                </m:rPr>
-                <m:t>def</m:t>
-              </m:r>
-            </m:lim>
-          </m:limUpp>
-          <m:r>
-            <m:t>​</m:t>
-          </m:r>
-          <m:d>
-            <m:dPr>
-              <m:begChr m:val="{"/>
-              <m:sepChr m:val=""/>
-              <m:endChr m:val="}"/>
-              <m:grow/>
-            </m:dPr>
-            <m:e>
-              <m:acc>
-                <m:accPr>
-                  <m:chr m:val="̃"/>
-                </m:accPr>
-                <m:e>
-                  <m:r>
-                    <m:t>x</m:t>
-                  </m:r>
-                </m:e>
-              </m:acc>
-              <m:r>
-                <m:rPr>
-                  <m:sty m:val="p"/>
-                </m:rPr>
-                <m:t>∈</m:t>
-              </m:r>
-              <m:sSup>
-                <m:e>
-                  <m:r>
-                    <m:rPr>
-                      <m:scr m:val="double-struck"/>
-                      <m:sty m:val="p"/>
-                    </m:rPr>
-                    <m:t>R</m:t>
-                  </m:r>
-                </m:e>
-                <m:sup>
-                  <m:r>
-                    <m:t>p</m:t>
-                  </m:r>
-                </m:sup>
-              </m:sSup>
-              <m:r>
-                <m:rPr>
-                  <m:sty m:val="p"/>
-                </m:rPr>
-                <m:t>:</m:t>
-              </m:r>
-              <m:acc>
-                <m:accPr>
-                  <m:chr m:val="̃"/>
-                </m:accPr>
-                <m:e>
-                  <m:r>
-                    <m:t>w</m:t>
-                  </m:r>
-                </m:e>
-              </m:acc>
-              <m:r>
-                <m:rPr>
-                  <m:sty m:val="p"/>
-                </m:rPr>
-                <m:t>⋅</m:t>
-              </m:r>
-              <m:acc>
-                <m:accPr>
-                  <m:chr m:val="̃"/>
-                </m:accPr>
-                <m:e>
-                  <m:r>
-                    <m:t>x</m:t>
-                  </m:r>
-                </m:e>
-              </m:acc>
-              <m:r>
-                <m:rPr>
-                  <m:sty m:val="p"/>
-                </m:rPr>
-                <m:t>+</m:t>
-              </m:r>
-              <m:r>
-                <m:t>b</m:t>
-              </m:r>
-              <m:r>
-                <m:rPr>
-                  <m:sty m:val="p"/>
-                </m:rPr>
-                <m:t>&lt;</m:t>
-              </m:r>
-              <m:r>
-                <m:t>0</m:t>
-              </m:r>
-            </m:e>
-          </m:d>
-          <m:r>
-            <m:t>​</m:t>
-          </m:r>
-          <m:r>
-            <m:rPr>
-              <m:sty m:val="p"/>
-            </m:rPr>
-            <m:t>.</m:t>
-          </m:r>
-          <m:r>
-            <m:t>  </m:t>
-          </m:r>
-          <m:r>
-            <m:rPr>
-              <m:sty m:val="p"/>
-            </m:rPr>
-            <m:t>(</m:t>
-          </m:r>
-          <m:r>
-            <m:t>1</m:t>
-          </m:r>
-          <m:r>
-            <m:rPr>
-              <m:sty m:val="p"/>
-            </m:rPr>
-            <m:t>)</m:t>
-          </m:r>
-        </m:oMath>
-      </m:oMathPara>
-      <w:bookmarkEnd w:id="84"/>
-    </w:p>
-    <w:p>
-      <w:pPr>
-        <w:pStyle w:val="FirstParagraph"/>
-      </w:pPr>
-      <w:del w:id="20" w:author="PR Preview" w:date="2026-01-01T00:00:00Z">
-        <w:r>
-          <w:delText xml:space="preserve">The</w:delText>
-        </w:r>
-      </w:del>
-      <w:del w:id="21" w:author="PR Preview" w:date="2026-01-01T00:00:00Z">
-        <w:r>
-          <w:delText xml:space="preserve"> </w:delText>
-        </w:r>
-      </w:del>
-      <w:del w:id="22" w:author="PR Preview" w:date="2026-01-01T00:00:00Z">
-        <w:r>
-          <w:rPr>
-            <w:b/>
-            <w:bCs/>
-          </w:rPr>
-          <w:delText xml:space="preserve">closed half-spaces</w:delText>
-        </w:r>
-      </w:del>
-      <w:del w:id="23" w:author="PR Preview" w:date="2026-01-01T00:00:00Z">
-        <w:r>
-          <w:delText xml:space="preserve"> </w:delText>
-        </w:r>
-      </w:del>
-      <w:del w:id="24" w:author="PR Preview" w:date="2026-01-01T00:00:00Z">
-        <w:r>
-          <w:delText xml:space="preserve">also include</w:delText>
-        </w:r>
-      </w:del>
-      <w:del w:id="25" w:author="PR Preview" w:date="2026-01-01T00:00:00Z">
-        <w:r>
-          <w:delText xml:space="preserve"> </w:delText>
-        </w:r>
-      </w:del>
-      <m:oMath>
-        <m:r>
-          <m:rPr>
-            <m:scr m:val="script"/>
-            <m:sty m:val="p"/>
-          </m:rPr>
-          <m:t>H</m:t>
-        </m:r>
-      </m:oMath>
-      <w:del w:id="26" w:author="PR Preview" w:date="2026-01-01T00:00:00Z">
-        <w:r>
-          <w:delText xml:space="preserve"> </w:delText>
-        </w:r>
-      </w:del>
-      <w:del w:id="27" w:author="PR Preview" w:date="2026-01-01T00:00:00Z">
-        <w:r>
-          <w:delText xml:space="preserve">itself:</w:delText>
-        </w:r>
-      </w:del>
-      <w:del w:id="28" w:author="PR Preview" w:date="2026-01-01T00:00:00Z">
-        <w:r>
-          <w:delText xml:space="preserve"> </w:delText>
-        </w:r>
-      </w:del>
-      <m:oMath>
-        <m:sSup>
-          <m:e>
-            <m:r>
-              <m:rPr>
-                <m:scr m:val="script"/>
-                <m:sty m:val="p"/>
-              </m:rPr>
-              <m:t>H</m:t>
-            </m:r>
-          </m:e>
-          <m:sup>
-            <m:r>
-              <m:rPr>
-                <m:sty m:val="p"/>
-              </m:rPr>
-              <m:t>+</m:t>
-            </m:r>
-          </m:sup>
-        </m:sSup>
-        <m:r>
-          <m:rPr>
-            <m:sty m:val="p"/>
-          </m:rPr>
-          <m:t>∪</m:t>
-        </m:r>
-        <m:r>
-          <m:rPr>
-            <m:scr m:val="script"/>
-            <m:sty m:val="p"/>
-          </m:rPr>
-          <m:t>H</m:t>
-        </m:r>
-      </m:oMath>
-      <w:del w:id="29" w:author="PR Preview" w:date="2026-01-01T00:00:00Z">
-        <w:r>
-          <w:delText xml:space="preserve"> </w:delText>
-        </w:r>
-      </w:del>
-      <w:del w:id="30" w:author="PR Preview" w:date="2026-01-01T00:00:00Z">
-        <w:r>
-          <w:delText xml:space="preserve">and</w:delText>
-        </w:r>
-      </w:del>
-      <w:del w:id="31" w:author="PR Preview" w:date="2026-01-01T00:00:00Z">
-        <w:r>
-          <w:delText xml:space="preserve"> </w:delText>
-        </w:r>
-      </w:del>
-      <m:oMath>
-        <m:sSup>
-          <m:e>
-            <m:r>
-              <m:rPr>
-                <m:scr m:val="script"/>
-                <m:sty m:val="p"/>
-              </m:rPr>
-              <m:t>H</m:t>
-            </m:r>
-          </m:e>
-          <m:sup>
-            <m:r>
-              <m:rPr>
-                <m:sty m:val="p"/>
-              </m:rPr>
-              <m:t>−</m:t>
-            </m:r>
-          </m:sup>
-        </m:sSup>
-        <m:r>
-          <m:rPr>
-            <m:sty m:val="p"/>
-          </m:rPr>
-          <m:t>∪</m:t>
-        </m:r>
-        <m:r>
-          <m:rPr>
-            <m:scr m:val="script"/>
-            <m:sty m:val="p"/>
-          </m:rPr>
-          <m:t>H</m:t>
-        </m:r>
-      </m:oMath>
-      <w:del w:id="32" w:author="PR Preview" w:date="2026-01-01T00:00:00Z">
-        <w:r>
-          <w:delText xml:space="preserve">.</w:delText>
-        </w:r>
-      </w:del>
-    </w:p>
-    <w:p>
-      <w:pPr>
-        <w:pStyle w:val="BodyText"/>
-      </w:pPr>
-      <w:ins w:id="33" w:author="PR Preview" w:date="2026-01-01T00:00:00Z">
-        <w:r>
-          <w:rPr>
-            <w:b/>
-            <w:bCs/>
-          </w:rPr>
-          <w:t xml:space="preserve">Definition 9 (Open half-space)</w:t>
-        </w:r>
-      </w:ins>
-      <w:ins w:id="34" w:author="PR Preview" w:date="2026-01-01T00:00:00Z">
-        <w:r>
-          <w:t xml:space="preserve"> </w:t>
-        </w:r>
-      </w:ins>
-      <w:ins w:id="35" w:author="PR Preview" w:date="2026-01-01T00:00:00Z">
-        <w:r>
-          <w:t xml:space="preserve">Let</w:t>
-        </w:r>
-      </w:ins>
-      <w:ins w:id="36" w:author="PR Preview" w:date="2026-01-01T00:00:00Z">
-        <w:r>
-          <w:t xml:space="preserve"> </w:t>
-        </w:r>
-      </w:ins>
-      <m:oMath>
-        <m:r>
-          <m:rPr>
-            <m:scr m:val="script"/>
-            <m:sty m:val="p"/>
-          </m:rPr>
-          <m:t>H</m:t>
-        </m:r>
-        <m:r>
-          <m:rPr>
-            <m:sty m:val="p"/>
-          </m:rPr>
-          <m:t>=</m:t>
-        </m:r>
-        <m:r>
-          <m:t>​</m:t>
-        </m:r>
-        <m:d>
-          <m:dPr>
-            <m:begChr m:val="{"/>
-            <m:sepChr m:val=""/>
-            <m:endChr m:val="}"/>
-            <m:grow/>
-          </m:dPr>
-          <m:e>
-            <m:acc>
-              <m:accPr>
-                <m:chr m:val="̃"/>
-              </m:accPr>
-              <m:e>
-                <m:r>
-                  <m:t>x</m:t>
-                </m:r>
-              </m:e>
-            </m:acc>
-            <m:r>
-              <m:rPr>
-                <m:sty m:val="p"/>
-              </m:rPr>
-              <m:t>∈</m:t>
-            </m:r>
-            <m:sSup>
-              <m:e>
-                <m:r>
-                  <m:rPr>
-                    <m:scr m:val="double-struck"/>
-                    <m:sty m:val="p"/>
-                  </m:rPr>
-                  <m:t>R</m:t>
-                </m:r>
-              </m:e>
-              <m:sup>
-                <m:r>
-                  <m:t>p</m:t>
-                </m:r>
-              </m:sup>
-            </m:sSup>
-            <m:r>
-              <m:rPr>
-                <m:sty m:val="p"/>
-              </m:rPr>
-              <m:t>:</m:t>
-            </m:r>
-            <m:acc>
-              <m:accPr>
-                <m:chr m:val="̃"/>
-              </m:accPr>
-              <m:e>
-                <m:r>
-                  <m:t>w</m:t>
-                </m:r>
-              </m:e>
-            </m:acc>
-            <m:r>
-              <m:rPr>
-                <m:sty m:val="p"/>
-              </m:rPr>
-              <m:t>⋅</m:t>
-            </m:r>
-            <m:acc>
-              <m:accPr>
-                <m:chr m:val="̃"/>
-              </m:accPr>
-              <m:e>
-                <m:r>
-                  <m:t>x</m:t>
-                </m:r>
-              </m:e>
-            </m:acc>
-            <m:r>
-              <m:rPr>
-                <m:sty m:val="p"/>
-              </m:rPr>
-              <m:t>+</m:t>
-            </m:r>
-            <m:r>
-              <m:t>b</m:t>
-            </m:r>
-            <m:r>
-              <m:rPr>
-                <m:sty m:val="p"/>
-              </m:rPr>
-              <m:t>=</m:t>
-            </m:r>
-            <m:r>
-              <m:t>0</m:t>
-            </m:r>
-          </m:e>
-        </m:d>
-        <m:r>
-          <m:t>​</m:t>
-        </m:r>
-      </m:oMath>
-      <w:ins w:id="37" w:author="PR Preview" w:date="2026-01-01T00:00:00Z">
-        <w:r>
-          <w:t xml:space="preserve"> </w:t>
-        </w:r>
-      </w:ins>
-      <w:ins w:id="38" w:author="PR Preview" w:date="2026-01-01T00:00:00Z">
-        <w:r>
-          <w:t xml:space="preserve">be a hyperplane (</w:t>
-        </w:r>
-      </w:ins>
-      <w:hyperlink r:id="rId75">
-        <w:ins w:id="39" w:author="PR Preview" w:date="2026-01-01T00:00:00Z">
-          <w:r>
-            <w:rPr>
-              <w:rStyle w:val="Hyperlink"/>
-            </w:rPr>
-            <w:t xml:space="preserve">Definition 22 in Matrices</w:t>
-          </w:r>
-        </w:ins>
-      </w:hyperlink>
-      <w:ins w:id="40" w:author="PR Preview" w:date="2026-01-01T00:00:00Z">
-        <w:r>
-          <w:t xml:space="preserve">).</w:t>
-        </w:r>
-      </w:ins>
-      <w:ins w:id="41" w:author="PR Preview" w:date="2026-01-01T00:00:00Z">
-        <w:r>
-          <w:t xml:space="preserve"> </w:t>
-        </w:r>
-      </w:ins>
-      <w:ins w:id="42" w:author="PR Preview" w:date="2026-01-01T00:00:00Z">
-        <w:r>
-          <w:t xml:space="preserve">The two</w:t>
-        </w:r>
-      </w:ins>
-      <w:ins w:id="43" w:author="PR Preview" w:date="2026-01-01T00:00:00Z">
-        <w:r>
-          <w:t xml:space="preserve"> </w:t>
-        </w:r>
-      </w:ins>
-      <w:ins w:id="44" w:author="PR Preview" w:date="2026-01-01T00:00:00Z">
-        <w:r>
-          <w:rPr>
-            <w:b/>
-            <w:bCs/>
-          </w:rPr>
-          <w:t xml:space="preserve">open half-spaces</w:t>
-        </w:r>
-      </w:ins>
-      <w:ins w:id="45" w:author="PR Preview" w:date="2026-01-01T00:00:00Z">
-        <w:r>
-          <w:t xml:space="preserve"> </w:t>
-        </w:r>
-      </w:ins>
-      <w:ins w:id="46" w:author="PR Preview" w:date="2026-01-01T00:00:00Z">
-        <w:r>
-          <w:t xml:space="preserve">of</w:t>
-        </w:r>
-      </w:ins>
-      <w:ins w:id="47" w:author="PR Preview" w:date="2026-01-01T00:00:00Z">
-        <w:r>
-          <w:t xml:space="preserve"> </w:t>
-        </w:r>
-      </w:ins>
-      <m:oMath>
-        <m:r>
-          <m:rPr>
-            <m:scr m:val="script"/>
-            <m:sty m:val="p"/>
-          </m:rPr>
-          <m:t>H</m:t>
-        </m:r>
-      </m:oMath>
-      <w:ins w:id="48" w:author="PR Preview" w:date="2026-01-01T00:00:00Z">
-        <w:r>
-          <w:t xml:space="preserve"> </w:t>
-        </w:r>
-      </w:ins>
-      <w:ins w:id="49" w:author="PR Preview" w:date="2026-01-01T00:00:00Z">
-        <w:r>
-          <w:t xml:space="preserve">are</w:t>
-        </w:r>
-      </w:ins>
+      <w:r>
+        <w:t xml:space="preserve"> </w:t>
+      </w:r>
+      <w:r>
+        <w:t xml:space="preserve">are</w:t>
+      </w:r>
     </w:p>
     <w:p>
       <w:pPr>
@@ -40479,54 +39746,73 @@
       <w:pPr>
         <w:pStyle w:val="FirstParagraph"/>
       </w:pPr>
-      <w:ins w:id="50" w:author="PR Preview" w:date="2026-01-01T00:00:00Z">
+      <w:r>
+        <w:rPr>
+          <w:b/>
+          <w:bCs/>
+        </w:rPr>
+        <w:t xml:space="preserve">Definition 10 (Closed half-space)</w:t>
+      </w:r>
+      <w:r>
+        <w:t xml:space="preserve"> </w:t>
+      </w:r>
+      <w:r>
+        <w:t xml:space="preserve">The</w:t>
+      </w:r>
+      <w:r>
+        <w:t xml:space="preserve"> </w:t>
+      </w:r>
+      <w:r>
+        <w:rPr>
+          <w:b/>
+          <w:bCs/>
+        </w:rPr>
+        <w:t xml:space="preserve">closed half-spaces</w:t>
+      </w:r>
+      <w:r>
+        <w:t xml:space="preserve"> </w:t>
+      </w:r>
+      <w:r>
+        <w:t xml:space="preserve">of the hyperplane</w:t>
+      </w:r>
+      <w:r>
+        <w:t xml:space="preserve"> </w:t>
+      </w:r>
+      <m:oMath>
+        <m:r>
+          <m:rPr>
+            <m:scr m:val="script"/>
+            <m:sty m:val="p"/>
+          </m:rPr>
+          <m:t>H</m:t>
+        </m:r>
+      </m:oMath>
+      <w:r>
+        <w:t xml:space="preserve"> </w:t>
+      </w:r>
+      <w:r>
+        <w:t xml:space="preserve">of</w:t>
+      </w:r>
+      <w:r>
+        <w:t xml:space="preserve"> </w:t>
+      </w:r>
+      <w:hyperlink w:anchor="def-half-space">
         <w:r>
           <w:rPr>
-            <w:b/>
-            <w:bCs/>
+            <w:rStyle w:val="Hyperlink"/>
           </w:rPr>
-          <w:t xml:space="preserve">Definition 10 (Closed half-space)</w:t>
+          <w:t xml:space="preserve">Definition 9</w:t>
         </w:r>
-      </w:ins>
-      <w:ins w:id="51" w:author="PR Preview" w:date="2026-01-01T00:00:00Z">
-        <w:r>
-          <w:t xml:space="preserve"> </w:t>
-        </w:r>
-      </w:ins>
-      <w:ins w:id="52" w:author="PR Preview" w:date="2026-01-01T00:00:00Z">
-        <w:r>
-          <w:t xml:space="preserve">The</w:t>
-        </w:r>
-      </w:ins>
-      <w:ins w:id="53" w:author="PR Preview" w:date="2026-01-01T00:00:00Z">
-        <w:r>
-          <w:t xml:space="preserve"> </w:t>
-        </w:r>
-      </w:ins>
-      <w:ins w:id="54" w:author="PR Preview" w:date="2026-01-01T00:00:00Z">
-        <w:r>
-          <w:rPr>
-            <w:b/>
-            <w:bCs/>
-          </w:rPr>
-          <w:t xml:space="preserve">closed half-spaces</w:t>
-        </w:r>
-      </w:ins>
-      <w:ins w:id="55" w:author="PR Preview" w:date="2026-01-01T00:00:00Z">
-        <w:r>
-          <w:t xml:space="preserve"> </w:t>
-        </w:r>
-      </w:ins>
-      <w:ins w:id="56" w:author="PR Preview" w:date="2026-01-01T00:00:00Z">
-        <w:r>
-          <w:t xml:space="preserve">of the hyperplane</w:t>
-        </w:r>
-      </w:ins>
-      <w:ins w:id="57" w:author="PR Preview" w:date="2026-01-01T00:00:00Z">
-        <w:r>
-          <w:t xml:space="preserve"> </w:t>
-        </w:r>
-      </w:ins>
+      </w:hyperlink>
+      <w:r>
+        <w:t xml:space="preserve"> </w:t>
+      </w:r>
+      <w:r>
+        <w:t xml:space="preserve">also include</w:t>
+      </w:r>
+      <w:r>
+        <w:t xml:space="preserve"> </w:t>
+      </w:r>
       <m:oMath>
         <m:r>
           <m:rPr>
@@ -40536,70 +39822,15 @@
           <m:t>H</m:t>
         </m:r>
       </m:oMath>
-      <w:ins w:id="58" w:author="PR Preview" w:date="2026-01-01T00:00:00Z">
-        <w:r>
-          <w:t xml:space="preserve"> </w:t>
-        </w:r>
-      </w:ins>
-      <w:ins w:id="59" w:author="PR Preview" w:date="2026-01-01T00:00:00Z">
-        <w:r>
-          <w:t xml:space="preserve">of</w:t>
-        </w:r>
-      </w:ins>
-      <w:ins w:id="60" w:author="PR Preview" w:date="2026-01-01T00:00:00Z">
-        <w:r>
-          <w:t xml:space="preserve"> </w:t>
-        </w:r>
-      </w:ins>
-      <w:hyperlink w:anchor="def-half-space">
-        <w:ins w:id="61" w:author="PR Preview" w:date="2026-01-01T00:00:00Z">
-          <w:r>
-            <w:rPr>
-              <w:rStyle w:val="Hyperlink"/>
-            </w:rPr>
-            <w:t xml:space="preserve">Definition 9</w:t>
-          </w:r>
-        </w:ins>
-      </w:hyperlink>
-      <w:ins w:id="62" w:author="PR Preview" w:date="2026-01-01T00:00:00Z">
-        <w:r>
-          <w:t xml:space="preserve"> </w:t>
-        </w:r>
-      </w:ins>
-      <w:ins w:id="63" w:author="PR Preview" w:date="2026-01-01T00:00:00Z">
-        <w:r>
-          <w:t xml:space="preserve">also include</w:t>
-        </w:r>
-      </w:ins>
-      <w:ins w:id="64" w:author="PR Preview" w:date="2026-01-01T00:00:00Z">
-        <w:r>
-          <w:t xml:space="preserve"> </w:t>
-        </w:r>
-      </w:ins>
-      <m:oMath>
-        <m:r>
-          <m:rPr>
-            <m:scr m:val="script"/>
-            <m:sty m:val="p"/>
-          </m:rPr>
-          <m:t>H</m:t>
-        </m:r>
-      </m:oMath>
-      <w:ins w:id="65" w:author="PR Preview" w:date="2026-01-01T00:00:00Z">
-        <w:r>
-          <w:t xml:space="preserve"> </w:t>
-        </w:r>
-      </w:ins>
-      <w:ins w:id="66" w:author="PR Preview" w:date="2026-01-01T00:00:00Z">
-        <w:r>
-          <w:t xml:space="preserve">itself:</w:t>
-        </w:r>
-      </w:ins>
-      <w:ins w:id="67" w:author="PR Preview" w:date="2026-01-01T00:00:00Z">
-        <w:r>
-          <w:t xml:space="preserve"> </w:t>
-        </w:r>
-      </w:ins>
+      <w:r>
+        <w:t xml:space="preserve"> </w:t>
+      </w:r>
+      <w:r>
+        <w:t xml:space="preserve">itself:</w:t>
+      </w:r>
+      <w:r>
+        <w:t xml:space="preserve"> </w:t>
+      </w:r>
       <m:oMath>
         <m:sSup>
           <m:e>
@@ -40634,21 +39865,15 @@
           <m:t>H</m:t>
         </m:r>
       </m:oMath>
-      <w:ins w:id="68" w:author="PR Preview" w:date="2026-01-01T00:00:00Z">
-        <w:r>
-          <w:t xml:space="preserve"> </w:t>
-        </w:r>
-      </w:ins>
-      <w:ins w:id="69" w:author="PR Preview" w:date="2026-01-01T00:00:00Z">
-        <w:r>
-          <w:t xml:space="preserve">and</w:t>
-        </w:r>
-      </w:ins>
-      <w:ins w:id="70" w:author="PR Preview" w:date="2026-01-01T00:00:00Z">
-        <w:r>
-          <w:t xml:space="preserve"> </w:t>
-        </w:r>
-      </w:ins>
+      <w:r>
+        <w:t xml:space="preserve"> </w:t>
+      </w:r>
+      <w:r>
+        <w:t xml:space="preserve">and</w:t>
+      </w:r>
+      <w:r>
+        <w:t xml:space="preserve"> </w:t>
+      </w:r>
       <m:oMath>
         <m:sSup>
           <m:e>
@@ -40683,11 +39908,9 @@
           <m:t>H</m:t>
         </m:r>
       </m:oMath>
-      <w:ins w:id="71" w:author="PR Preview" w:date="2026-01-01T00:00:00Z">
-        <w:r>
-          <w:t xml:space="preserve">.</w:t>
-        </w:r>
-      </w:ins>
+      <w:r>
+        <w:t xml:space="preserve">.</w:t>
+      </w:r>
     </w:p>
     <w:bookmarkEnd w:id="86"/>
     <w:p>
@@ -48499,30 +47722,22 @@
       <w:pPr>
         <w:pStyle w:val="FirstParagraph"/>
       </w:pPr>
-      <w:del w:id="72" w:author="PR Preview" w:date="2026-01-01T00:00:00Z">
-        <w:r>
-          <w:rPr>
-            <w:b/>
-            <w:bCs/>
-          </w:rPr>
-          <w:delText xml:space="preserve">Definition 10 (Rank factorization)</w:delText>
-        </w:r>
-      </w:del>
-      <w:del w:id="73" w:author="PR Preview" w:date="2026-01-01T00:00:00Z">
-        <w:r>
-          <w:delText xml:space="preserve"> </w:delText>
-        </w:r>
-      </w:del>
-      <w:del w:id="74" w:author="PR Preview" w:date="2026-01-01T00:00:00Z">
-        <w:r>
-          <w:delText xml:space="preserve">Let</w:delText>
-        </w:r>
-      </w:del>
-      <w:del w:id="75" w:author="PR Preview" w:date="2026-01-01T00:00:00Z">
-        <w:r>
-          <w:delText xml:space="preserve"> </w:delText>
-        </w:r>
-      </w:del>
+      <w:r>
+        <w:rPr>
+          <w:b/>
+          <w:bCs/>
+        </w:rPr>
+        <w:t xml:space="preserve">Definition 11 (Rank factorization)</w:t>
+      </w:r>
+      <w:r>
+        <w:t xml:space="preserve"> </w:t>
+      </w:r>
+      <w:r>
+        <w:t xml:space="preserve">Let</w:t>
+      </w:r>
+      <w:r>
+        <w:t xml:space="preserve"> </w:t>
+      </w:r>
       <m:oMath>
         <m:r>
           <m:rPr>
@@ -48531,21 +47746,15 @@
           <m:t>A</m:t>
         </m:r>
       </m:oMath>
-      <w:del w:id="76" w:author="PR Preview" w:date="2026-01-01T00:00:00Z">
-        <w:r>
-          <w:delText xml:space="preserve"> </w:delText>
-        </w:r>
-      </w:del>
-      <w:del w:id="77" w:author="PR Preview" w:date="2026-01-01T00:00:00Z">
-        <w:r>
-          <w:delText xml:space="preserve">be an</w:delText>
-        </w:r>
-      </w:del>
-      <w:del w:id="78" w:author="PR Preview" w:date="2026-01-01T00:00:00Z">
-        <w:r>
-          <w:delText xml:space="preserve"> </w:delText>
-        </w:r>
-      </w:del>
+      <w:r>
+        <w:t xml:space="preserve"> </w:t>
+      </w:r>
+      <w:r>
+        <w:t xml:space="preserve">be an</w:t>
+      </w:r>
+      <w:r>
+        <w:t xml:space="preserve"> </w:t>
+      </w:r>
       <m:oMath>
         <m:r>
           <m:t>m</m:t>
@@ -48560,21 +47769,15 @@
           <m:t>n</m:t>
         </m:r>
       </m:oMath>
-      <w:del w:id="79" w:author="PR Preview" w:date="2026-01-01T00:00:00Z">
-        <w:r>
-          <w:delText xml:space="preserve"> </w:delText>
-        </w:r>
-      </w:del>
-      <w:del w:id="80" w:author="PR Preview" w:date="2026-01-01T00:00:00Z">
-        <w:r>
-          <w:delText xml:space="preserve">matrix with</w:delText>
-        </w:r>
-      </w:del>
-      <w:del w:id="81" w:author="PR Preview" w:date="2026-01-01T00:00:00Z">
-        <w:r>
-          <w:delText xml:space="preserve"> </w:delText>
-        </w:r>
-      </w:del>
+      <w:r>
+        <w:t xml:space="preserve"> </w:t>
+      </w:r>
+      <w:r>
+        <w:t xml:space="preserve">matrix with</w:t>
+      </w:r>
+      <w:r>
+        <w:t xml:space="preserve"> </w:t>
+      </w:r>
       <m:oMath>
         <m:r>
           <m:rPr>
@@ -48619,50 +47822,34 @@
           <m:t>1</m:t>
         </m:r>
       </m:oMath>
-      <w:del w:id="82" w:author="PR Preview" w:date="2026-01-01T00:00:00Z">
-        <w:r>
-          <w:delText xml:space="preserve">.</w:delText>
-        </w:r>
-      </w:del>
-      <w:del w:id="83" w:author="PR Preview" w:date="2026-01-01T00:00:00Z">
-        <w:r>
-          <w:delText xml:space="preserve"> </w:delText>
-        </w:r>
-      </w:del>
-      <w:del w:id="84" w:author="PR Preview" w:date="2026-01-01T00:00:00Z">
-        <w:r>
-          <w:delText xml:space="preserve">A</w:delText>
-        </w:r>
-      </w:del>
-      <w:del w:id="85" w:author="PR Preview" w:date="2026-01-01T00:00:00Z">
-        <w:r>
-          <w:delText xml:space="preserve"> </w:delText>
-        </w:r>
-      </w:del>
-      <w:del w:id="86" w:author="PR Preview" w:date="2026-01-01T00:00:00Z">
-        <w:r>
-          <w:rPr>
-            <w:b/>
-            <w:bCs/>
-          </w:rPr>
-          <w:delText xml:space="preserve">rank factorization</w:delText>
-        </w:r>
-      </w:del>
-      <w:del w:id="87" w:author="PR Preview" w:date="2026-01-01T00:00:00Z">
-        <w:r>
-          <w:delText xml:space="preserve"> </w:delText>
-        </w:r>
-      </w:del>
-      <w:del w:id="88" w:author="PR Preview" w:date="2026-01-01T00:00:00Z">
-        <w:r>
-          <w:delText xml:space="preserve">of</w:delText>
-        </w:r>
-      </w:del>
-      <w:del w:id="89" w:author="PR Preview" w:date="2026-01-01T00:00:00Z">
-        <w:r>
-          <w:delText xml:space="preserve"> </w:delText>
-        </w:r>
-      </w:del>
+      <w:r>
+        <w:t xml:space="preserve">.</w:t>
+      </w:r>
+      <w:r>
+        <w:t xml:space="preserve"> </w:t>
+      </w:r>
+      <w:r>
+        <w:t xml:space="preserve">A</w:t>
+      </w:r>
+      <w:r>
+        <w:t xml:space="preserve"> </w:t>
+      </w:r>
+      <w:r>
+        <w:rPr>
+          <w:b/>
+          <w:bCs/>
+        </w:rPr>
+        <w:t xml:space="preserve">rank factorization</w:t>
+      </w:r>
+      <w:r>
+        <w:t xml:space="preserve"> </w:t>
+      </w:r>
+      <w:r>
+        <w:t xml:space="preserve">of</w:t>
+      </w:r>
+      <w:r>
+        <w:t xml:space="preserve"> </w:t>
+      </w:r>
       <m:oMath>
         <m:r>
           <m:rPr>
@@ -48671,203 +47858,12 @@
           <m:t>A</m:t>
         </m:r>
       </m:oMath>
-      <w:del w:id="90" w:author="PR Preview" w:date="2026-01-01T00:00:00Z">
-        <w:r>
-          <w:delText xml:space="preserve"> </w:delText>
-        </w:r>
-      </w:del>
-      <w:del w:id="91" w:author="PR Preview" w:date="2026-01-01T00:00:00Z">
-        <w:r>
-          <w:delText xml:space="preserve">is a product</w:delText>
-        </w:r>
-      </w:del>
-    </w:p>
-    <w:p>
-      <w:pPr>
-        <w:pStyle w:val="FirstParagraph"/>
-      </w:pPr>
-      <w:ins w:id="92" w:author="PR Preview" w:date="2026-01-01T00:00:00Z">
-        <w:r>
-          <w:rPr>
-            <w:b/>
-            <w:bCs/>
-          </w:rPr>
-          <w:t xml:space="preserve">Definition 11 (Rank factorization)</w:t>
-        </w:r>
-      </w:ins>
-      <w:ins w:id="93" w:author="PR Preview" w:date="2026-01-01T00:00:00Z">
-        <w:r>
-          <w:t xml:space="preserve"> </w:t>
-        </w:r>
-      </w:ins>
-      <w:ins w:id="94" w:author="PR Preview" w:date="2026-01-01T00:00:00Z">
-        <w:r>
-          <w:t xml:space="preserve">Let</w:t>
-        </w:r>
-      </w:ins>
-      <w:ins w:id="95" w:author="PR Preview" w:date="2026-01-01T00:00:00Z">
-        <w:r>
-          <w:t xml:space="preserve"> </w:t>
-        </w:r>
-      </w:ins>
-      <m:oMath>
-        <m:r>
-          <m:rPr>
-            <m:sty m:val="bi"/>
-          </m:rPr>
-          <m:t>A</m:t>
-        </m:r>
-      </m:oMath>
-      <w:ins w:id="96" w:author="PR Preview" w:date="2026-01-01T00:00:00Z">
-        <w:r>
-          <w:t xml:space="preserve"> </w:t>
-        </w:r>
-      </w:ins>
-      <w:ins w:id="97" w:author="PR Preview" w:date="2026-01-01T00:00:00Z">
-        <w:r>
-          <w:t xml:space="preserve">be an</w:t>
-        </w:r>
-      </w:ins>
-      <w:ins w:id="98" w:author="PR Preview" w:date="2026-01-01T00:00:00Z">
-        <w:r>
-          <w:t xml:space="preserve"> </w:t>
-        </w:r>
-      </w:ins>
-      <m:oMath>
-        <m:r>
-          <m:t>m</m:t>
-        </m:r>
-        <m:r>
-          <m:rPr>
-            <m:sty m:val="p"/>
-          </m:rPr>
-          <m:t>×</m:t>
-        </m:r>
-        <m:r>
-          <m:t>n</m:t>
-        </m:r>
-      </m:oMath>
-      <w:ins w:id="99" w:author="PR Preview" w:date="2026-01-01T00:00:00Z">
-        <w:r>
-          <w:t xml:space="preserve"> </w:t>
-        </w:r>
-      </w:ins>
-      <w:ins w:id="100" w:author="PR Preview" w:date="2026-01-01T00:00:00Z">
-        <w:r>
-          <w:t xml:space="preserve">matrix with</w:t>
-        </w:r>
-      </w:ins>
-      <w:ins w:id="101" w:author="PR Preview" w:date="2026-01-01T00:00:00Z">
-        <w:r>
-          <w:t xml:space="preserve"> </w:t>
-        </w:r>
-      </w:ins>
-      <m:oMath>
-        <m:r>
-          <m:rPr>
-            <m:sty m:val="p"/>
-          </m:rPr>
-          <m:t>rank</m:t>
-        </m:r>
-        <m:r>
-          <m:rPr>
-            <m:sty m:val="p"/>
-          </m:rPr>
-          <m:t>(</m:t>
-        </m:r>
-        <m:r>
-          <m:rPr>
-            <m:sty m:val="bi"/>
-          </m:rPr>
-          <m:t>A</m:t>
-        </m:r>
-        <m:r>
-          <m:rPr>
-            <m:sty m:val="p"/>
-          </m:rPr>
-          <m:t>)</m:t>
-        </m:r>
-        <m:r>
-          <m:rPr>
-            <m:sty m:val="p"/>
-          </m:rPr>
-          <m:t>=</m:t>
-        </m:r>
-        <m:r>
-          <m:t>r</m:t>
-        </m:r>
-        <m:r>
-          <m:rPr>
-            <m:sty m:val="p"/>
-          </m:rPr>
-          <m:t>≥</m:t>
-        </m:r>
-        <m:r>
-          <m:t>1</m:t>
-        </m:r>
-      </m:oMath>
-      <w:ins w:id="102" w:author="PR Preview" w:date="2026-01-01T00:00:00Z">
-        <w:r>
-          <w:t xml:space="preserve">.</w:t>
-        </w:r>
-      </w:ins>
-      <w:ins w:id="103" w:author="PR Preview" w:date="2026-01-01T00:00:00Z">
-        <w:r>
-          <w:t xml:space="preserve"> </w:t>
-        </w:r>
-      </w:ins>
-      <w:ins w:id="104" w:author="PR Preview" w:date="2026-01-01T00:00:00Z">
-        <w:r>
-          <w:t xml:space="preserve">A</w:t>
-        </w:r>
-      </w:ins>
-      <w:ins w:id="105" w:author="PR Preview" w:date="2026-01-01T00:00:00Z">
-        <w:r>
-          <w:t xml:space="preserve"> </w:t>
-        </w:r>
-      </w:ins>
-      <w:ins w:id="106" w:author="PR Preview" w:date="2026-01-01T00:00:00Z">
-        <w:r>
-          <w:rPr>
-            <w:b/>
-            <w:bCs/>
-          </w:rPr>
-          <w:t xml:space="preserve">rank factorization</w:t>
-        </w:r>
-      </w:ins>
-      <w:ins w:id="107" w:author="PR Preview" w:date="2026-01-01T00:00:00Z">
-        <w:r>
-          <w:t xml:space="preserve"> </w:t>
-        </w:r>
-      </w:ins>
-      <w:ins w:id="108" w:author="PR Preview" w:date="2026-01-01T00:00:00Z">
-        <w:r>
-          <w:t xml:space="preserve">of</w:t>
-        </w:r>
-      </w:ins>
-      <w:ins w:id="109" w:author="PR Preview" w:date="2026-01-01T00:00:00Z">
-        <w:r>
-          <w:t xml:space="preserve"> </w:t>
-        </w:r>
-      </w:ins>
-      <m:oMath>
-        <m:r>
-          <m:rPr>
-            <m:sty m:val="bi"/>
-          </m:rPr>
-          <m:t>A</m:t>
-        </m:r>
-      </m:oMath>
-      <w:ins w:id="110" w:author="PR Preview" w:date="2026-01-01T00:00:00Z">
-        <w:r>
-          <w:t xml:space="preserve"> </w:t>
-        </w:r>
-      </w:ins>
-      <w:ins w:id="111" w:author="PR Preview" w:date="2026-01-01T00:00:00Z">
-        <w:r>
-          <w:t xml:space="preserve">is a product</w:t>
-        </w:r>
-      </w:ins>
+      <w:r>
+        <w:t xml:space="preserve"> </w:t>
+      </w:r>
+      <w:r>
+        <w:t xml:space="preserve">is a product</w:t>
+      </w:r>
     </w:p>
     <w:p>
       <w:pPr>
@@ -50024,441 +49020,179 @@
       <w:pPr>
         <w:pStyle w:val="BodyText"/>
       </w:pPr>
-      <w:del w:id="112" w:author="PR Preview" w:date="2026-01-01T00:00:00Z">
+      <w:r>
+        <w:rPr>
+          <w:b/>
+          <w:bCs/>
+        </w:rPr>
+        <w:t xml:space="preserve">Theorem 14 (Every nonzero matrix has a rank factorization)</w:t>
+      </w:r>
+      <w:r>
+        <w:t xml:space="preserve"> </w:t>
+      </w:r>
+      <w:r>
+        <w:t xml:space="preserve">Every</w:t>
+      </w:r>
+      <w:r>
+        <w:t xml:space="preserve"> </w:t>
+      </w:r>
+      <m:oMath>
+        <m:r>
+          <m:t>m</m:t>
+        </m:r>
+        <m:r>
+          <m:rPr>
+            <m:sty m:val="p"/>
+          </m:rPr>
+          <m:t>×</m:t>
+        </m:r>
+        <m:r>
+          <m:t>n</m:t>
+        </m:r>
+      </m:oMath>
+      <w:r>
+        <w:t xml:space="preserve"> </w:t>
+      </w:r>
+      <w:r>
+        <w:t xml:space="preserve">matrix</w:t>
+      </w:r>
+      <w:r>
+        <w:t xml:space="preserve"> </w:t>
+      </w:r>
+      <m:oMath>
+        <m:r>
+          <m:rPr>
+            <m:sty m:val="bi"/>
+          </m:rPr>
+          <m:t>A</m:t>
+        </m:r>
+      </m:oMath>
+      <w:r>
+        <w:t xml:space="preserve"> </w:t>
+      </w:r>
+      <w:r>
+        <w:t xml:space="preserve">with</w:t>
+      </w:r>
+      <w:r>
+        <w:t xml:space="preserve"> </w:t>
+      </w:r>
+      <m:oMath>
+        <m:r>
+          <m:rPr>
+            <m:sty m:val="p"/>
+          </m:rPr>
+          <m:t>rank</m:t>
+        </m:r>
+        <m:r>
+          <m:rPr>
+            <m:sty m:val="p"/>
+          </m:rPr>
+          <m:t>(</m:t>
+        </m:r>
+        <m:r>
+          <m:rPr>
+            <m:sty m:val="bi"/>
+          </m:rPr>
+          <m:t>A</m:t>
+        </m:r>
+        <m:r>
+          <m:rPr>
+            <m:sty m:val="p"/>
+          </m:rPr>
+          <m:t>)</m:t>
+        </m:r>
+        <m:r>
+          <m:rPr>
+            <m:sty m:val="p"/>
+          </m:rPr>
+          <m:t>=</m:t>
+        </m:r>
+        <m:r>
+          <m:t>r</m:t>
+        </m:r>
+        <m:r>
+          <m:rPr>
+            <m:sty m:val="p"/>
+          </m:rPr>
+          <m:t>≥</m:t>
+        </m:r>
+        <m:r>
+          <m:t>1</m:t>
+        </m:r>
+      </m:oMath>
+      <w:r>
+        <w:t xml:space="preserve"> </w:t>
+      </w:r>
+      <w:r>
+        <w:t xml:space="preserve">has a rank factorization (</w:t>
+      </w:r>
+      <w:hyperlink w:anchor="def-rank-factorization">
         <w:r>
           <w:rPr>
-            <w:b/>
-            <w:bCs/>
+            <w:rStyle w:val="Hyperlink"/>
           </w:rPr>
-          <w:delText xml:space="preserve">Theorem 14 (Every nonzero matrix has a rank factorization)</w:delText>
+          <w:t xml:space="preserve">Definition 11</w:t>
         </w:r>
-      </w:del>
-      <w:del w:id="113" w:author="PR Preview" w:date="2026-01-01T00:00:00Z">
-        <w:r>
-          <w:delText xml:space="preserve"> </w:delText>
-        </w:r>
-      </w:del>
-      <w:del w:id="114" w:author="PR Preview" w:date="2026-01-01T00:00:00Z">
-        <w:r>
-          <w:delText xml:space="preserve">Every</w:delText>
-        </w:r>
-      </w:del>
-      <w:del w:id="115" w:author="PR Preview" w:date="2026-01-01T00:00:00Z">
-        <w:r>
-          <w:delText xml:space="preserve"> </w:delText>
-        </w:r>
-      </w:del>
-      <m:oMath>
-        <m:r>
-          <m:t>m</m:t>
-        </m:r>
-        <m:r>
-          <m:rPr>
-            <m:sty m:val="p"/>
-          </m:rPr>
-          <m:t>×</m:t>
-        </m:r>
-        <m:r>
-          <m:t>n</m:t>
-        </m:r>
-      </m:oMath>
-      <w:del w:id="116" w:author="PR Preview" w:date="2026-01-01T00:00:00Z">
-        <w:r>
-          <w:delText xml:space="preserve"> </w:delText>
-        </w:r>
-      </w:del>
-      <w:del w:id="117" w:author="PR Preview" w:date="2026-01-01T00:00:00Z">
-        <w:r>
-          <w:delText xml:space="preserve">matrix</w:delText>
-        </w:r>
-      </w:del>
-      <w:del w:id="118" w:author="PR Preview" w:date="2026-01-01T00:00:00Z">
-        <w:r>
-          <w:delText xml:space="preserve"> </w:delText>
-        </w:r>
-      </w:del>
+      </w:hyperlink>
+      <w:r>
+        <w:t xml:space="preserve">).</w:t>
+      </w:r>
+      <w:r>
+        <w:t xml:space="preserve"> </w:t>
+      </w:r>
+      <w:r>
+        <w:t xml:space="preserve">One is given by taking the columns of</w:t>
+      </w:r>
+      <w:r>
+        <w:t xml:space="preserve"> </w:t>
+      </w:r>
       <m:oMath>
         <m:r>
           <m:rPr>
             <m:sty m:val="bi"/>
           </m:rPr>
+          <m:t>C</m:t>
+        </m:r>
+      </m:oMath>
+      <w:r>
+        <w:t xml:space="preserve"> </w:t>
+      </w:r>
+      <w:r>
+        <w:t xml:space="preserve">to be any basis of</w:t>
+      </w:r>
+      <w:r>
+        <w:t xml:space="preserve"> </w:t>
+      </w:r>
+      <m:oMath>
+        <m:r>
+          <m:rPr>
+            <m:scr m:val="script"/>
+            <m:sty m:val="p"/>
+          </m:rPr>
+          <m:t>C</m:t>
+        </m:r>
+        <m:r>
+          <m:rPr>
+            <m:sty m:val="p"/>
+          </m:rPr>
+          <m:t>(</m:t>
+        </m:r>
+        <m:r>
+          <m:rPr>
+            <m:sty m:val="bi"/>
+          </m:rPr>
           <m:t>A</m:t>
         </m:r>
-      </m:oMath>
-      <w:del w:id="119" w:author="PR Preview" w:date="2026-01-01T00:00:00Z">
-        <w:r>
-          <w:delText xml:space="preserve"> </w:delText>
-        </w:r>
-      </w:del>
-      <w:del w:id="120" w:author="PR Preview" w:date="2026-01-01T00:00:00Z">
-        <w:r>
-          <w:delText xml:space="preserve">with</w:delText>
-        </w:r>
-      </w:del>
-      <w:del w:id="121" w:author="PR Preview" w:date="2026-01-01T00:00:00Z">
-        <w:r>
-          <w:delText xml:space="preserve"> </w:delText>
-        </w:r>
-      </w:del>
-      <m:oMath>
-        <m:r>
-          <m:rPr>
-            <m:sty m:val="p"/>
-          </m:rPr>
-          <m:t>rank</m:t>
-        </m:r>
-        <m:r>
-          <m:rPr>
-            <m:sty m:val="p"/>
-          </m:rPr>
-          <m:t>(</m:t>
-        </m:r>
-        <m:r>
-          <m:rPr>
-            <m:sty m:val="bi"/>
-          </m:rPr>
-          <m:t>A</m:t>
-        </m:r>
         <m:r>
           <m:rPr>
             <m:sty m:val="p"/>
           </m:rPr>
           <m:t>)</m:t>
         </m:r>
-        <m:r>
-          <m:rPr>
-            <m:sty m:val="p"/>
-          </m:rPr>
-          <m:t>=</m:t>
-        </m:r>
-        <m:r>
-          <m:t>r</m:t>
-        </m:r>
-        <m:r>
-          <m:rPr>
-            <m:sty m:val="p"/>
-          </m:rPr>
-          <m:t>≥</m:t>
-        </m:r>
-        <m:r>
-          <m:t>1</m:t>
-        </m:r>
-      </m:oMath>
-      <w:del w:id="122" w:author="PR Preview" w:date="2026-01-01T00:00:00Z">
-        <w:r>
-          <w:delText xml:space="preserve"> </w:delText>
-        </w:r>
-      </w:del>
-      <w:del w:id="123" w:author="PR Preview" w:date="2026-01-01T00:00:00Z">
-        <w:r>
-          <w:delText xml:space="preserve">has a rank factorization (</w:delText>
-        </w:r>
-      </w:del>
-      <w:hyperlink w:anchor="def-rank-factorization">
-        <w:del w:id="124" w:author="PR Preview" w:date="2026-01-01T00:00:00Z">
-          <w:r>
-            <w:rPr>
-              <w:rStyle w:val="Hyperlink"/>
-            </w:rPr>
-            <w:delText xml:space="preserve">Definition 10</w:delText>
-          </w:r>
-        </w:del>
-      </w:hyperlink>
-      <w:del w:id="125" w:author="PR Preview" w:date="2026-01-01T00:00:00Z">
-        <w:r>
-          <w:delText xml:space="preserve">).</w:delText>
-        </w:r>
-      </w:del>
-      <w:del w:id="126" w:author="PR Preview" w:date="2026-01-01T00:00:00Z">
-        <w:r>
-          <w:delText xml:space="preserve"> </w:delText>
-        </w:r>
-      </w:del>
-      <w:del w:id="127" w:author="PR Preview" w:date="2026-01-01T00:00:00Z">
-        <w:r>
-          <w:delText xml:space="preserve">One is given by taking the columns of</w:delText>
-        </w:r>
-      </w:del>
-      <w:del w:id="128" w:author="PR Preview" w:date="2026-01-01T00:00:00Z">
-        <w:r>
-          <w:delText xml:space="preserve"> </w:delText>
-        </w:r>
-      </w:del>
-      <m:oMath>
-        <m:r>
-          <m:rPr>
-            <m:sty m:val="bi"/>
-          </m:rPr>
-          <m:t>C</m:t>
-        </m:r>
-      </m:oMath>
-      <w:del w:id="129" w:author="PR Preview" w:date="2026-01-01T00:00:00Z">
-        <w:r>
-          <w:delText xml:space="preserve"> </w:delText>
-        </w:r>
-      </w:del>
-      <w:del w:id="130" w:author="PR Preview" w:date="2026-01-01T00:00:00Z">
-        <w:r>
-          <w:delText xml:space="preserve">to be any basis of</w:delText>
-        </w:r>
-      </w:del>
-      <w:del w:id="131" w:author="PR Preview" w:date="2026-01-01T00:00:00Z">
-        <w:r>
-          <w:delText xml:space="preserve"> </w:delText>
-        </w:r>
-      </w:del>
-      <m:oMath>
-        <m:r>
-          <m:rPr>
-            <m:scr m:val="script"/>
-            <m:sty m:val="p"/>
-          </m:rPr>
-          <m:t>C</m:t>
-        </m:r>
-        <m:r>
-          <m:rPr>
-            <m:sty m:val="p"/>
-          </m:rPr>
-          <m:t>(</m:t>
-        </m:r>
-        <m:r>
-          <m:rPr>
-            <m:sty m:val="bi"/>
-          </m:rPr>
-          <m:t>A</m:t>
-        </m:r>
-        <m:r>
-          <m:rPr>
-            <m:sty m:val="p"/>
-          </m:rPr>
-          <m:t>)</m:t>
-        </m:r>
-      </m:oMath>
-      <w:del w:id="132" w:author="PR Preview" w:date="2026-01-01T00:00:00Z">
-        <w:r>
-          <w:delText xml:space="preserve">.</w:delText>
-        </w:r>
-      </w:del>
-    </w:p>
-    <w:p>
-      <w:pPr>
-        <w:pStyle w:val="BodyText"/>
-      </w:pPr>
-      <w:ins w:id="133" w:author="PR Preview" w:date="2026-01-01T00:00:00Z">
-        <w:r>
-          <w:rPr>
-            <w:b/>
-            <w:bCs/>
-          </w:rPr>
-          <w:t xml:space="preserve">Theorem 14 (Every nonzero matrix has a rank factorization)</w:t>
-        </w:r>
-      </w:ins>
-      <w:ins w:id="134" w:author="PR Preview" w:date="2026-01-01T00:00:00Z">
-        <w:r>
-          <w:t xml:space="preserve"> </w:t>
-        </w:r>
-      </w:ins>
-      <w:ins w:id="135" w:author="PR Preview" w:date="2026-01-01T00:00:00Z">
-        <w:r>
-          <w:t xml:space="preserve">Every</w:t>
-        </w:r>
-      </w:ins>
-      <w:ins w:id="136" w:author="PR Preview" w:date="2026-01-01T00:00:00Z">
-        <w:r>
-          <w:t xml:space="preserve"> </w:t>
-        </w:r>
-      </w:ins>
-      <m:oMath>
-        <m:r>
-          <m:t>m</m:t>
-        </m:r>
-        <m:r>
-          <m:rPr>
-            <m:sty m:val="p"/>
-          </m:rPr>
-          <m:t>×</m:t>
-        </m:r>
-        <m:r>
-          <m:t>n</m:t>
-        </m:r>
-      </m:oMath>
-      <w:ins w:id="137" w:author="PR Preview" w:date="2026-01-01T00:00:00Z">
-        <w:r>
-          <w:t xml:space="preserve"> </w:t>
-        </w:r>
-      </w:ins>
-      <w:ins w:id="138" w:author="PR Preview" w:date="2026-01-01T00:00:00Z">
-        <w:r>
-          <w:t xml:space="preserve">matrix</w:t>
-        </w:r>
-      </w:ins>
-      <w:ins w:id="139" w:author="PR Preview" w:date="2026-01-01T00:00:00Z">
-        <w:r>
-          <w:t xml:space="preserve"> </w:t>
-        </w:r>
-      </w:ins>
-      <m:oMath>
-        <m:r>
-          <m:rPr>
-            <m:sty m:val="bi"/>
-          </m:rPr>
-          <m:t>A</m:t>
-        </m:r>
-      </m:oMath>
-      <w:ins w:id="140" w:author="PR Preview" w:date="2026-01-01T00:00:00Z">
-        <w:r>
-          <w:t xml:space="preserve"> </w:t>
-        </w:r>
-      </w:ins>
-      <w:ins w:id="141" w:author="PR Preview" w:date="2026-01-01T00:00:00Z">
-        <w:r>
-          <w:t xml:space="preserve">with</w:t>
-        </w:r>
-      </w:ins>
-      <w:ins w:id="142" w:author="PR Preview" w:date="2026-01-01T00:00:00Z">
-        <w:r>
-          <w:t xml:space="preserve"> </w:t>
-        </w:r>
-      </w:ins>
-      <m:oMath>
-        <m:r>
-          <m:rPr>
-            <m:sty m:val="p"/>
-          </m:rPr>
-          <m:t>rank</m:t>
-        </m:r>
-        <m:r>
-          <m:rPr>
-            <m:sty m:val="p"/>
-          </m:rPr>
-          <m:t>(</m:t>
-        </m:r>
-        <m:r>
-          <m:rPr>
-            <m:sty m:val="bi"/>
-          </m:rPr>
-          <m:t>A</m:t>
-        </m:r>
-        <m:r>
-          <m:rPr>
-            <m:sty m:val="p"/>
-          </m:rPr>
-          <m:t>)</m:t>
-        </m:r>
-        <m:r>
-          <m:rPr>
-            <m:sty m:val="p"/>
-          </m:rPr>
-          <m:t>=</m:t>
-        </m:r>
-        <m:r>
-          <m:t>r</m:t>
-        </m:r>
-        <m:r>
-          <m:rPr>
-            <m:sty m:val="p"/>
-          </m:rPr>
-          <m:t>≥</m:t>
-        </m:r>
-        <m:r>
-          <m:t>1</m:t>
-        </m:r>
-      </m:oMath>
-      <w:ins w:id="143" w:author="PR Preview" w:date="2026-01-01T00:00:00Z">
-        <w:r>
-          <w:t xml:space="preserve"> </w:t>
-        </w:r>
-      </w:ins>
-      <w:ins w:id="144" w:author="PR Preview" w:date="2026-01-01T00:00:00Z">
-        <w:r>
-          <w:t xml:space="preserve">has a rank factorization (</w:t>
-        </w:r>
-      </w:ins>
-      <w:hyperlink w:anchor="def-rank-factorization">
-        <w:ins w:id="145" w:author="PR Preview" w:date="2026-01-01T00:00:00Z">
-          <w:r>
-            <w:rPr>
-              <w:rStyle w:val="Hyperlink"/>
-            </w:rPr>
-            <w:t xml:space="preserve">Definition 11</w:t>
-          </w:r>
-        </w:ins>
-      </w:hyperlink>
-      <w:ins w:id="146" w:author="PR Preview" w:date="2026-01-01T00:00:00Z">
-        <w:r>
-          <w:t xml:space="preserve">).</w:t>
-        </w:r>
-      </w:ins>
-      <w:ins w:id="147" w:author="PR Preview" w:date="2026-01-01T00:00:00Z">
-        <w:r>
-          <w:t xml:space="preserve"> </w:t>
-        </w:r>
-      </w:ins>
-      <w:ins w:id="148" w:author="PR Preview" w:date="2026-01-01T00:00:00Z">
-        <w:r>
-          <w:t xml:space="preserve">One is given by taking the columns of</w:t>
-        </w:r>
-      </w:ins>
-      <w:ins w:id="149" w:author="PR Preview" w:date="2026-01-01T00:00:00Z">
-        <w:r>
-          <w:t xml:space="preserve"> </w:t>
-        </w:r>
-      </w:ins>
-      <m:oMath>
-        <m:r>
-          <m:rPr>
-            <m:sty m:val="bi"/>
-          </m:rPr>
-          <m:t>C</m:t>
-        </m:r>
-      </m:oMath>
-      <w:ins w:id="150" w:author="PR Preview" w:date="2026-01-01T00:00:00Z">
-        <w:r>
-          <w:t xml:space="preserve"> </w:t>
-        </w:r>
-      </w:ins>
-      <w:ins w:id="151" w:author="PR Preview" w:date="2026-01-01T00:00:00Z">
-        <w:r>
-          <w:t xml:space="preserve">to be any basis of</w:t>
-        </w:r>
-      </w:ins>
-      <w:ins w:id="152" w:author="PR Preview" w:date="2026-01-01T00:00:00Z">
-        <w:r>
-          <w:t xml:space="preserve"> </w:t>
-        </w:r>
-      </w:ins>
-      <m:oMath>
-        <m:r>
-          <m:rPr>
-            <m:scr m:val="script"/>
-            <m:sty m:val="p"/>
-          </m:rPr>
-          <m:t>C</m:t>
-        </m:r>
-        <m:r>
-          <m:rPr>
-            <m:sty m:val="p"/>
-          </m:rPr>
-          <m:t>(</m:t>
-        </m:r>
-        <m:r>
-          <m:rPr>
-            <m:sty m:val="bi"/>
-          </m:rPr>
-          <m:t>A</m:t>
-        </m:r>
-        <m:r>
-          <m:rPr>
-            <m:sty m:val="p"/>
-          </m:rPr>
-          <m:t>)</m:t>
-        </m:r>
-      </m:oMath>
-      <w:ins w:id="153" w:author="PR Preview" w:date="2026-01-01T00:00:00Z">
-        <w:r>
-          <w:t xml:space="preserve">.</w:t>
-        </w:r>
-      </w:ins>
+      </m:oMath>
+      <w:r>
+        <w:t xml:space="preserve">.</w:t>
+      </w:r>
     </w:p>
     <w:bookmarkEnd w:id="99"/>
     <w:p>
